--- a/lessons/6-2/downloads/reveal/6.2-session-2-practice-form-a.docx
+++ b/lessons/6-2/downloads/reveal/6.2-session-2-practice-form-a.docx
@@ -15,7 +15,7 @@
         <w:rPr>
           <w:rFonts w:ascii="Avenir Next" w:hAnsi="Avenir Next" w:cs="Avenir Next" w:eastAsia="Avenir Next"/>
           <w:color w:val="1A1A1A"/>
-          <w:sz w:val="20"/>
+          <w:sz w:val="22"/>
           <w:szCs w:val="20"/>
         </w:rPr>
         <w:t xml:space="preserve">Name</w:t>
@@ -33,7 +33,7 @@
         <w:rPr>
           <w:rFonts w:ascii="Avenir Next" w:hAnsi="Avenir Next" w:cs="Avenir Next" w:eastAsia="Avenir Next"/>
           <w:color w:val="1A1A1A"/>
-          <w:sz w:val="20"/>
+          <w:sz w:val="22"/>
           <w:szCs w:val="20"/>
         </w:rPr>
         <w:t xml:space="preserve">   Date</w:t>
@@ -51,7 +51,7 @@
         <w:rPr>
           <w:rFonts w:ascii="Avenir Next" w:hAnsi="Avenir Next" w:cs="Avenir Next" w:eastAsia="Avenir Next"/>
           <w:color w:val="1A1A1A"/>
-          <w:sz w:val="20"/>
+          <w:sz w:val="22"/>
           <w:szCs w:val="20"/>
         </w:rPr>
         <w:t xml:space="preserve">   Period</w:t>
@@ -78,7 +78,7 @@
           <w:caps/>
           <w:color w:val="003A70"/>
           <w:spacing w:val="12"/>
-          <w:sz w:val="19"/>
+          <w:sz w:val="22"/>
           <w:szCs w:val="19"/>
         </w:rPr>
         <w:t xml:space="preserve">Lesson 6-2  ·  Session 2  ·  Practice  ·  Form A</w:t>
@@ -86,6 +86,7 @@
     </w:p>
     <w:p>
       <w:pPr>
+        <w:pStyle w:val="Heading1"/>
         <w:keepNext/>
         <w:spacing w:before="0" w:after="10" w:line="240" w:lineRule="auto"/>
       </w:pPr>
@@ -111,7 +112,7 @@
         <w:rPr>
           <w:rFonts w:ascii="Avenir Next" w:hAnsi="Avenir Next" w:cs="Avenir Next" w:eastAsia="Avenir Next"/>
           <w:color w:val="5A5F66"/>
-          <w:sz w:val="17"/>
+          <w:sz w:val="22"/>
           <w:szCs w:val="17"/>
         </w:rPr>
         <w:t xml:space="preserve">Learning target — I can divide mixed numbers by writing them as improper fractions first.</w:t>
@@ -128,7 +129,7 @@
     </w:p>
     <w:p>
       <w:pPr>
-        <w:spacing w:before="0" w:after="0" w:line="60" w:lineRule="auto"/>
+        <w:spacing w:before="0" w:after="0" w:line="50" w:lineRule="exact"/>
       </w:pPr>
     </w:p>
     <w:tbl>
@@ -167,6 +168,7 @@
           </w:tcPr>
           <w:p>
             <w:pPr>
+              <w:pStyle w:val="Heading2"/>
               <w:spacing w:before="0" w:after="40" w:line="264" w:lineRule="auto"/>
             </w:pPr>
             <w:r>
@@ -194,44 +196,44 @@
                 <w:rFonts w:ascii="Avenir Next" w:hAnsi="Avenir Next" w:cs="Avenir Next" w:eastAsia="Avenir Next"/>
                 <w:b/>
                 <w:color w:val="003A70"/>
+                <w:sz w:val="22"/>
+                <w:szCs w:val="18"/>
+              </w:rPr>
+              <w:t xml:space="preserve">•</w:t>
+            </w:r>
+            <w:r>
+              <w:rPr>
+                <w:rFonts w:ascii="Avenir Next" w:hAnsi="Avenir Next" w:cs="Avenir Next" w:eastAsia="Avenir Next"/>
+                <w:color w:val="1A1A1A"/>
                 <w:sz w:val="18"/>
                 <w:szCs w:val="18"/>
               </w:rPr>
-              <w:t xml:space="preserve">•</w:t>
-            </w:r>
-            <w:r>
-              <w:rPr>
-                <w:rFonts w:ascii="Avenir Next" w:hAnsi="Avenir Next" w:cs="Avenir Next" w:eastAsia="Avenir Next"/>
-                <w:color w:val="1A1A1A"/>
-                <w:sz w:val="18"/>
+              <w:tab/>
+            </w:r>
+            <w:r>
+              <w:rPr>
+                <w:rFonts w:ascii="Avenir Next" w:hAnsi="Avenir Next" w:cs="Avenir Next" w:eastAsia="Avenir Next"/>
+                <w:color w:val="1A1A1A"/>
+                <w:sz w:val="22"/>
                 <w:szCs w:val="18"/>
               </w:rPr>
-              <w:tab/>
-            </w:r>
-            <w:r>
-              <w:rPr>
-                <w:rFonts w:ascii="Avenir Next" w:hAnsi="Avenir Next" w:cs="Avenir Next" w:eastAsia="Avenir Next"/>
-                <w:color w:val="1A1A1A"/>
-                <w:sz w:val="18"/>
+              <w:t xml:space="preserve">Write each mixed number as an </w:t>
+            </w:r>
+            <w:r>
+              <w:rPr>
+                <w:rFonts w:ascii="Avenir Next" w:hAnsi="Avenir Next" w:cs="Avenir Next" w:eastAsia="Avenir Next"/>
+                <w:b/>
+                <w:color w:val="1A1A1A"/>
+                <w:sz w:val="22"/>
                 <w:szCs w:val="18"/>
               </w:rPr>
-              <w:t xml:space="preserve">Write each mixed number as an </w:t>
-            </w:r>
-            <w:r>
-              <w:rPr>
-                <w:rFonts w:ascii="Avenir Next" w:hAnsi="Avenir Next" w:cs="Avenir Next" w:eastAsia="Avenir Next"/>
-                <w:b/>
-                <w:color w:val="1A1A1A"/>
-                <w:sz w:val="18"/>
-                <w:szCs w:val="18"/>
-              </w:rPr>
               <w:t xml:space="preserve">improper fraction</w:t>
             </w:r>
             <w:r>
               <w:rPr>
                 <w:rFonts w:ascii="Avenir Next" w:hAnsi="Avenir Next" w:cs="Avenir Next" w:eastAsia="Avenir Next"/>
                 <w:color w:val="1A1A1A"/>
-                <w:sz w:val="18"/>
+                <w:sz w:val="22"/>
                 <w:szCs w:val="18"/>
               </w:rPr>
               <w:t xml:space="preserve">: 2 3/4 = (2 × 4 + 3)/4 = 11/4.</w:t>
@@ -250,44 +252,44 @@
                 <w:rFonts w:ascii="Avenir Next" w:hAnsi="Avenir Next" w:cs="Avenir Next" w:eastAsia="Avenir Next"/>
                 <w:b/>
                 <w:color w:val="003A70"/>
+                <w:sz w:val="22"/>
+                <w:szCs w:val="18"/>
+              </w:rPr>
+              <w:t xml:space="preserve">•</w:t>
+            </w:r>
+            <w:r>
+              <w:rPr>
+                <w:rFonts w:ascii="Avenir Next" w:hAnsi="Avenir Next" w:cs="Avenir Next" w:eastAsia="Avenir Next"/>
+                <w:color w:val="1A1A1A"/>
                 <w:sz w:val="18"/>
                 <w:szCs w:val="18"/>
               </w:rPr>
-              <w:t xml:space="preserve">•</w:t>
-            </w:r>
-            <w:r>
-              <w:rPr>
-                <w:rFonts w:ascii="Avenir Next" w:hAnsi="Avenir Next" w:cs="Avenir Next" w:eastAsia="Avenir Next"/>
-                <w:color w:val="1A1A1A"/>
-                <w:sz w:val="18"/>
+              <w:tab/>
+            </w:r>
+            <w:r>
+              <w:rPr>
+                <w:rFonts w:ascii="Avenir Next" w:hAnsi="Avenir Next" w:cs="Avenir Next" w:eastAsia="Avenir Next"/>
+                <w:color w:val="1A1A1A"/>
+                <w:sz w:val="22"/>
                 <w:szCs w:val="18"/>
               </w:rPr>
-              <w:tab/>
-            </w:r>
-            <w:r>
-              <w:rPr>
-                <w:rFonts w:ascii="Avenir Next" w:hAnsi="Avenir Next" w:cs="Avenir Next" w:eastAsia="Avenir Next"/>
-                <w:color w:val="1A1A1A"/>
-                <w:sz w:val="18"/>
+              <w:t xml:space="preserve">Then </w:t>
+            </w:r>
+            <w:r>
+              <w:rPr>
+                <w:rFonts w:ascii="Avenir Next" w:hAnsi="Avenir Next" w:cs="Avenir Next" w:eastAsia="Avenir Next"/>
+                <w:b/>
+                <w:color w:val="1A1A1A"/>
+                <w:sz w:val="22"/>
                 <w:szCs w:val="18"/>
               </w:rPr>
-              <w:t xml:space="preserve">Then </w:t>
-            </w:r>
-            <w:r>
-              <w:rPr>
-                <w:rFonts w:ascii="Avenir Next" w:hAnsi="Avenir Next" w:cs="Avenir Next" w:eastAsia="Avenir Next"/>
-                <w:b/>
-                <w:color w:val="1A1A1A"/>
-                <w:sz w:val="18"/>
-                <w:szCs w:val="18"/>
-              </w:rPr>
               <w:t xml:space="preserve">multiply by the reciprocal</w:t>
             </w:r>
             <w:r>
               <w:rPr>
                 <w:rFonts w:ascii="Avenir Next" w:hAnsi="Avenir Next" w:cs="Avenir Next" w:eastAsia="Avenir Next"/>
                 <w:color w:val="1A1A1A"/>
-                <w:sz w:val="18"/>
+                <w:sz w:val="22"/>
                 <w:szCs w:val="18"/>
               </w:rPr>
               <w:t xml:space="preserve"> of the divisor.</w:t>
@@ -306,44 +308,44 @@
                 <w:rFonts w:ascii="Avenir Next" w:hAnsi="Avenir Next" w:cs="Avenir Next" w:eastAsia="Avenir Next"/>
                 <w:b/>
                 <w:color w:val="003A70"/>
+                <w:sz w:val="22"/>
+                <w:szCs w:val="18"/>
+              </w:rPr>
+              <w:t xml:space="preserve">•</w:t>
+            </w:r>
+            <w:r>
+              <w:rPr>
+                <w:rFonts w:ascii="Avenir Next" w:hAnsi="Avenir Next" w:cs="Avenir Next" w:eastAsia="Avenir Next"/>
+                <w:color w:val="1A1A1A"/>
                 <w:sz w:val="18"/>
                 <w:szCs w:val="18"/>
               </w:rPr>
-              <w:t xml:space="preserve">•</w:t>
-            </w:r>
-            <w:r>
-              <w:rPr>
-                <w:rFonts w:ascii="Avenir Next" w:hAnsi="Avenir Next" w:cs="Avenir Next" w:eastAsia="Avenir Next"/>
-                <w:color w:val="1A1A1A"/>
-                <w:sz w:val="18"/>
+              <w:tab/>
+            </w:r>
+            <w:r>
+              <w:rPr>
+                <w:rFonts w:ascii="Avenir Next" w:hAnsi="Avenir Next" w:cs="Avenir Next" w:eastAsia="Avenir Next"/>
+                <w:color w:val="1A1A1A"/>
+                <w:sz w:val="22"/>
                 <w:szCs w:val="18"/>
               </w:rPr>
-              <w:tab/>
-            </w:r>
-            <w:r>
-              <w:rPr>
-                <w:rFonts w:ascii="Avenir Next" w:hAnsi="Avenir Next" w:cs="Avenir Next" w:eastAsia="Avenir Next"/>
-                <w:color w:val="1A1A1A"/>
-                <w:sz w:val="18"/>
+              <w:t xml:space="preserve">Simplify. Write an improper answer as a </w:t>
+            </w:r>
+            <w:r>
+              <w:rPr>
+                <w:rFonts w:ascii="Avenir Next" w:hAnsi="Avenir Next" w:cs="Avenir Next" w:eastAsia="Avenir Next"/>
+                <w:b/>
+                <w:color w:val="1A1A1A"/>
+                <w:sz w:val="22"/>
                 <w:szCs w:val="18"/>
               </w:rPr>
-              <w:t xml:space="preserve">Simplify. Write an improper answer as a </w:t>
-            </w:r>
-            <w:r>
-              <w:rPr>
-                <w:rFonts w:ascii="Avenir Next" w:hAnsi="Avenir Next" w:cs="Avenir Next" w:eastAsia="Avenir Next"/>
-                <w:b/>
-                <w:color w:val="1A1A1A"/>
-                <w:sz w:val="18"/>
-                <w:szCs w:val="18"/>
-              </w:rPr>
               <w:t xml:space="preserve">mixed number</w:t>
             </w:r>
             <w:r>
               <w:rPr>
                 <w:rFonts w:ascii="Avenir Next" w:hAnsi="Avenir Next" w:cs="Avenir Next" w:eastAsia="Avenir Next"/>
                 <w:color w:val="1A1A1A"/>
-                <w:sz w:val="18"/>
+                <w:sz w:val="22"/>
                 <w:szCs w:val="18"/>
               </w:rPr>
               <w:t xml:space="preserve">.</w:t>
@@ -358,6 +360,7 @@
           </w:tcPr>
           <w:p>
             <w:pPr>
+              <w:pStyle w:val="Heading2"/>
               <w:spacing w:before="0" w:after="40" w:line="264" w:lineRule="auto"/>
             </w:pPr>
             <w:r>
@@ -380,7 +383,7 @@
               <w:rPr>
                 <w:rFonts w:ascii="Avenir Next" w:hAnsi="Avenir Next" w:cs="Avenir Next" w:eastAsia="Avenir Next"/>
                 <w:color w:val="1A1A1A"/>
-                <w:sz w:val="17"/>
+                <w:sz w:val="22"/>
                 <w:szCs w:val="17"/>
               </w:rPr>
               <w:t xml:space="preserve">A ribbon is 6 3/4 meters long. Each bow uses 2 1/4 meters. How many bows can be made?</w:t>
@@ -399,25 +402,25 @@
                 <w:rFonts w:ascii="Avenir Next" w:hAnsi="Avenir Next" w:cs="Avenir Next" w:eastAsia="Avenir Next"/>
                 <w:b/>
                 <w:color w:val="003A70"/>
+                <w:sz w:val="22"/>
+                <w:szCs w:val="17"/>
+              </w:rPr>
+              <w:t xml:space="preserve">Step 1</w:t>
+            </w:r>
+            <w:r>
+              <w:rPr>
+                <w:rFonts w:ascii="Avenir Next" w:hAnsi="Avenir Next" w:cs="Avenir Next" w:eastAsia="Avenir Next"/>
+                <w:color w:val="1A1A1A"/>
                 <w:sz w:val="17"/>
                 <w:szCs w:val="17"/>
               </w:rPr>
-              <w:t xml:space="preserve">Step 1</w:t>
-            </w:r>
-            <w:r>
-              <w:rPr>
-                <w:rFonts w:ascii="Avenir Next" w:hAnsi="Avenir Next" w:cs="Avenir Next" w:eastAsia="Avenir Next"/>
-                <w:color w:val="1A1A1A"/>
-                <w:sz w:val="17"/>
-                <w:szCs w:val="17"/>
-              </w:rPr>
               <w:tab/>
             </w:r>
             <w:r>
               <w:rPr>
                 <w:rFonts w:ascii="Avenir Next" w:hAnsi="Avenir Next" w:cs="Avenir Next" w:eastAsia="Avenir Next"/>
                 <w:color w:val="1A1A1A"/>
-                <w:sz w:val="17"/>
+                <w:sz w:val="22"/>
                 <w:szCs w:val="17"/>
               </w:rPr>
               <w:t xml:space="preserve">Convert: 6 3/4 = 27/4 and 2 1/4 = 9/4.</w:t>
@@ -436,25 +439,25 @@
                 <w:rFonts w:ascii="Avenir Next" w:hAnsi="Avenir Next" w:cs="Avenir Next" w:eastAsia="Avenir Next"/>
                 <w:b/>
                 <w:color w:val="003A70"/>
+                <w:sz w:val="22"/>
+                <w:szCs w:val="17"/>
+              </w:rPr>
+              <w:t xml:space="preserve">Step 2</w:t>
+            </w:r>
+            <w:r>
+              <w:rPr>
+                <w:rFonts w:ascii="Avenir Next" w:hAnsi="Avenir Next" w:cs="Avenir Next" w:eastAsia="Avenir Next"/>
+                <w:color w:val="1A1A1A"/>
                 <w:sz w:val="17"/>
                 <w:szCs w:val="17"/>
               </w:rPr>
-              <w:t xml:space="preserve">Step 2</w:t>
-            </w:r>
-            <w:r>
-              <w:rPr>
-                <w:rFonts w:ascii="Avenir Next" w:hAnsi="Avenir Next" w:cs="Avenir Next" w:eastAsia="Avenir Next"/>
-                <w:color w:val="1A1A1A"/>
-                <w:sz w:val="17"/>
-                <w:szCs w:val="17"/>
-              </w:rPr>
               <w:tab/>
             </w:r>
             <w:r>
               <w:rPr>
                 <w:rFonts w:ascii="Avenir Next" w:hAnsi="Avenir Next" w:cs="Avenir Next" w:eastAsia="Avenir Next"/>
                 <w:color w:val="1A1A1A"/>
-                <w:sz w:val="17"/>
+                <w:sz w:val="22"/>
                 <w:szCs w:val="17"/>
               </w:rPr>
               <w:t xml:space="preserve">Multiply by the reciprocal: 27/4 × 4/9 = 108/36.</w:t>
@@ -473,25 +476,25 @@
                 <w:rFonts w:ascii="Avenir Next" w:hAnsi="Avenir Next" w:cs="Avenir Next" w:eastAsia="Avenir Next"/>
                 <w:b/>
                 <w:color w:val="003A70"/>
+                <w:sz w:val="22"/>
+                <w:szCs w:val="17"/>
+              </w:rPr>
+              <w:t xml:space="preserve">Step 3</w:t>
+            </w:r>
+            <w:r>
+              <w:rPr>
+                <w:rFonts w:ascii="Avenir Next" w:hAnsi="Avenir Next" w:cs="Avenir Next" w:eastAsia="Avenir Next"/>
+                <w:color w:val="1A1A1A"/>
                 <w:sz w:val="17"/>
                 <w:szCs w:val="17"/>
               </w:rPr>
-              <w:t xml:space="preserve">Step 3</w:t>
-            </w:r>
-            <w:r>
-              <w:rPr>
-                <w:rFonts w:ascii="Avenir Next" w:hAnsi="Avenir Next" w:cs="Avenir Next" w:eastAsia="Avenir Next"/>
-                <w:color w:val="1A1A1A"/>
-                <w:sz w:val="17"/>
-                <w:szCs w:val="17"/>
-              </w:rPr>
               <w:tab/>
             </w:r>
             <w:r>
               <w:rPr>
                 <w:rFonts w:ascii="Avenir Next" w:hAnsi="Avenir Next" w:cs="Avenir Next" w:eastAsia="Avenir Next"/>
                 <w:color w:val="1A1A1A"/>
-                <w:sz w:val="17"/>
+                <w:sz w:val="22"/>
                 <w:szCs w:val="17"/>
               </w:rPr>
               <w:t xml:space="preserve">Simplify: 108/36 = 3. Check: 3 × 2 1/4 = 6 3/4.</w:t>
@@ -510,18 +513,18 @@
                 <w:rFonts w:ascii="Avenir Next" w:hAnsi="Avenir Next" w:cs="Avenir Next" w:eastAsia="Avenir Next"/>
                 <w:b/>
                 <w:color w:val="1A1A1A"/>
+                <w:sz w:val="22"/>
+                <w:szCs w:val="17"/>
+              </w:rPr>
+              <w:t xml:space="preserve">Answer</w:t>
+            </w:r>
+            <w:r>
+              <w:rPr>
+                <w:rFonts w:ascii="Avenir Next" w:hAnsi="Avenir Next" w:cs="Avenir Next" w:eastAsia="Avenir Next"/>
+                <w:color w:val="1A1A1A"/>
                 <w:sz w:val="17"/>
                 <w:szCs w:val="17"/>
               </w:rPr>
-              <w:t xml:space="preserve">Answer</w:t>
-            </w:r>
-            <w:r>
-              <w:rPr>
-                <w:rFonts w:ascii="Avenir Next" w:hAnsi="Avenir Next" w:cs="Avenir Next" w:eastAsia="Avenir Next"/>
-                <w:color w:val="1A1A1A"/>
-                <w:sz w:val="17"/>
-                <w:szCs w:val="17"/>
-              </w:rPr>
               <w:tab/>
             </w:r>
             <w:r>
@@ -529,7 +532,7 @@
                 <w:rFonts w:ascii="Avenir Next" w:hAnsi="Avenir Next" w:cs="Avenir Next" w:eastAsia="Avenir Next"/>
                 <w:b/>
                 <w:color w:val="1A1A1A"/>
-                <w:sz w:val="17"/>
+                <w:sz w:val="22"/>
                 <w:szCs w:val="17"/>
               </w:rPr>
               <w:t xml:space="preserve">3 bows</w:t>
@@ -558,7 +561,7 @@
           <w:rFonts w:ascii="Avenir Next" w:hAnsi="Avenir Next" w:cs="Avenir Next" w:eastAsia="Avenir Next"/>
           <w:b/>
           <w:color w:val="1A1A1A"/>
-          <w:sz w:val="17"/>
+          <w:sz w:val="22"/>
           <w:szCs w:val="17"/>
         </w:rPr>
         <w:t xml:space="preserve">mixed number</w:t>
@@ -568,7 +571,7 @@
           <w:rFonts w:ascii="Avenir Next" w:hAnsi="Avenir Next" w:cs="Avenir Next" w:eastAsia="Avenir Next"/>
           <w:i/>
           <w:color w:val="5A5F66"/>
-          <w:sz w:val="17"/>
+          <w:sz w:val="22"/>
           <w:szCs w:val="17"/>
         </w:rPr>
         <w:t xml:space="preserve"> (número mixto)</w:t>
@@ -577,7 +580,7 @@
         <w:rPr>
           <w:rFonts w:ascii="Avenir Next" w:hAnsi="Avenir Next" w:cs="Avenir Next" w:eastAsia="Avenir Next"/>
           <w:color w:val="5A5F66"/>
-          <w:sz w:val="17"/>
+          <w:sz w:val="22"/>
           <w:szCs w:val="17"/>
         </w:rPr>
         <w:t xml:space="preserve">   ·   </w:t>
@@ -587,7 +590,7 @@
           <w:rFonts w:ascii="Avenir Next" w:hAnsi="Avenir Next" w:cs="Avenir Next" w:eastAsia="Avenir Next"/>
           <w:b/>
           <w:color w:val="1A1A1A"/>
-          <w:sz w:val="17"/>
+          <w:sz w:val="22"/>
           <w:szCs w:val="17"/>
         </w:rPr>
         <w:t xml:space="preserve">improper fraction</w:t>
@@ -597,7 +600,7 @@
           <w:rFonts w:ascii="Avenir Next" w:hAnsi="Avenir Next" w:cs="Avenir Next" w:eastAsia="Avenir Next"/>
           <w:i/>
           <w:color w:val="5A5F66"/>
-          <w:sz w:val="17"/>
+          <w:sz w:val="22"/>
           <w:szCs w:val="17"/>
         </w:rPr>
         <w:t xml:space="preserve"> (fracción impropia)</w:t>
@@ -606,7 +609,7 @@
         <w:rPr>
           <w:rFonts w:ascii="Avenir Next" w:hAnsi="Avenir Next" w:cs="Avenir Next" w:eastAsia="Avenir Next"/>
           <w:color w:val="5A5F66"/>
-          <w:sz w:val="17"/>
+          <w:sz w:val="22"/>
           <w:szCs w:val="17"/>
         </w:rPr>
         <w:t xml:space="preserve">   ·   </w:t>
@@ -616,7 +619,7 @@
           <w:rFonts w:ascii="Avenir Next" w:hAnsi="Avenir Next" w:cs="Avenir Next" w:eastAsia="Avenir Next"/>
           <w:b/>
           <w:color w:val="1A1A1A"/>
-          <w:sz w:val="17"/>
+          <w:sz w:val="22"/>
           <w:szCs w:val="17"/>
         </w:rPr>
         <w:t xml:space="preserve">simplify</w:t>
@@ -626,7 +629,7 @@
           <w:rFonts w:ascii="Avenir Next" w:hAnsi="Avenir Next" w:cs="Avenir Next" w:eastAsia="Avenir Next"/>
           <w:i/>
           <w:color w:val="5A5F66"/>
-          <w:sz w:val="17"/>
+          <w:sz w:val="22"/>
           <w:szCs w:val="17"/>
         </w:rPr>
         <w:t xml:space="preserve"> (simplificar)</w:t>
@@ -634,6 +637,7 @@
     </w:p>
     <w:p>
       <w:pPr>
+        <w:pStyle w:val="Heading2"/>
         <w:keepNext/>
         <w:pBdr>
           <w:bottom w:val="single" w:sz="8" w:space="3" w:color="003A70"/>
@@ -649,7 +653,7 @@
           <w:b/>
           <w:color w:val="003A70"/>
           <w:spacing w:val="14"/>
-          <w:sz w:val="19"/>
+          <w:sz w:val="22"/>
           <w:szCs w:val="19"/>
         </w:rPr>
         <w:t xml:space="preserve">PRACTICE</w:t>
@@ -668,7 +672,7 @@
           <w:rFonts w:ascii="Avenir Next" w:hAnsi="Avenir Next" w:cs="Avenir Next" w:eastAsia="Avenir Next"/>
           <w:i/>
           <w:color w:val="5A5F66"/>
-          <w:sz w:val="17"/>
+          <w:sz w:val="22"/>
           <w:szCs w:val="17"/>
         </w:rPr>
         <w:t xml:space="preserve">show your work · label units</w:t>
@@ -676,7 +680,7 @@
     </w:p>
     <w:p>
       <w:pPr>
-        <w:spacing w:before="0" w:after="0" w:line="20" w:lineRule="exact"/>
+        <w:spacing w:before="0" w:after="0" w:line="50" w:lineRule="exact"/>
       </w:pPr>
     </w:p>
     <w:tbl>
@@ -726,25 +730,25 @@
                 <w:rFonts w:ascii="Avenir Next" w:hAnsi="Avenir Next" w:cs="Avenir Next" w:eastAsia="Avenir Next"/>
                 <w:b/>
                 <w:color w:val="1A1A1A"/>
+                <w:sz w:val="22"/>
+                <w:szCs w:val="20"/>
+              </w:rPr>
+              <w:t xml:space="preserve">1.</w:t>
+            </w:r>
+            <w:r>
+              <w:rPr>
+                <w:rFonts w:ascii="Avenir Next" w:hAnsi="Avenir Next" w:cs="Avenir Next" w:eastAsia="Avenir Next"/>
+                <w:color w:val="1A1A1A"/>
                 <w:sz w:val="20"/>
                 <w:szCs w:val="20"/>
               </w:rPr>
-              <w:t xml:space="preserve">1.</w:t>
-            </w:r>
-            <w:r>
-              <w:rPr>
-                <w:rFonts w:ascii="Avenir Next" w:hAnsi="Avenir Next" w:cs="Avenir Next" w:eastAsia="Avenir Next"/>
-                <w:color w:val="1A1A1A"/>
-                <w:sz w:val="20"/>
-                <w:szCs w:val="20"/>
-              </w:rPr>
               <w:tab/>
             </w:r>
             <w:r>
               <w:rPr>
                 <w:rFonts w:ascii="Avenir Next" w:hAnsi="Avenir Next" w:cs="Avenir Next" w:eastAsia="Avenir Next"/>
                 <w:color w:val="1A1A1A"/>
-                <w:sz w:val="20"/>
+                <w:sz w:val="22"/>
                 <w:szCs w:val="20"/>
               </w:rPr>
               <w:t xml:space="preserve">Divide. Write each quotient in simplest form.</w:t>
@@ -800,7 +804,7 @@
                       <w:rFonts w:ascii="Avenir Next" w:hAnsi="Avenir Next" w:cs="Avenir Next" w:eastAsia="Avenir Next"/>
                       <w:b/>
                       <w:color w:val="003A70"/>
-                      <w:sz w:val="20"/>
+                      <w:sz w:val="22"/>
                       <w:szCs w:val="20"/>
                     </w:rPr>
                     <w:t xml:space="preserve">a.</w:t>
@@ -818,7 +822,7 @@
                     <w:rPr>
                       <w:rFonts w:ascii="Avenir Next" w:hAnsi="Avenir Next" w:cs="Avenir Next" w:eastAsia="Avenir Next"/>
                       <w:color w:val="1A1A1A"/>
-                      <w:sz w:val="20"/>
+                      <w:sz w:val="22"/>
                       <w:szCs w:val="20"/>
                     </w:rPr>
                     <w:t xml:space="preserve">5 1/2 ÷ 1 1/4 =</w:t>
@@ -862,7 +866,7 @@
                       <w:rFonts w:ascii="Avenir Next" w:hAnsi="Avenir Next" w:cs="Avenir Next" w:eastAsia="Avenir Next"/>
                       <w:b/>
                       <w:color w:val="003A70"/>
-                      <w:sz w:val="20"/>
+                      <w:sz w:val="22"/>
                       <w:szCs w:val="20"/>
                     </w:rPr>
                     <w:t xml:space="preserve">b.</w:t>
@@ -880,7 +884,7 @@
                     <w:rPr>
                       <w:rFonts w:ascii="Avenir Next" w:hAnsi="Avenir Next" w:cs="Avenir Next" w:eastAsia="Avenir Next"/>
                       <w:color w:val="1A1A1A"/>
-                      <w:sz w:val="20"/>
+                      <w:sz w:val="22"/>
                       <w:szCs w:val="20"/>
                     </w:rPr>
                     <w:t xml:space="preserve">3 3/8 ÷ 3/4 =</w:t>
@@ -924,7 +928,7 @@
                       <w:rFonts w:ascii="Avenir Next" w:hAnsi="Avenir Next" w:cs="Avenir Next" w:eastAsia="Avenir Next"/>
                       <w:b/>
                       <w:color w:val="003A70"/>
-                      <w:sz w:val="20"/>
+                      <w:sz w:val="22"/>
                       <w:szCs w:val="20"/>
                     </w:rPr>
                     <w:t xml:space="preserve">c.</w:t>
@@ -942,7 +946,7 @@
                     <w:rPr>
                       <w:rFonts w:ascii="Avenir Next" w:hAnsi="Avenir Next" w:cs="Avenir Next" w:eastAsia="Avenir Next"/>
                       <w:color w:val="1A1A1A"/>
-                      <w:sz w:val="20"/>
+                      <w:sz w:val="22"/>
                       <w:szCs w:val="20"/>
                     </w:rPr>
                     <w:t xml:space="preserve">4 1/2 ÷ 1 1/2 =</w:t>
@@ -992,7 +996,7 @@
                       <w:rFonts w:ascii="Avenir Next" w:hAnsi="Avenir Next" w:cs="Avenir Next" w:eastAsia="Avenir Next"/>
                       <w:b/>
                       <w:color w:val="003A70"/>
-                      <w:sz w:val="20"/>
+                      <w:sz w:val="22"/>
                       <w:szCs w:val="20"/>
                     </w:rPr>
                     <w:t xml:space="preserve">d.</w:t>
@@ -1010,7 +1014,7 @@
                     <w:rPr>
                       <w:rFonts w:ascii="Avenir Next" w:hAnsi="Avenir Next" w:cs="Avenir Next" w:eastAsia="Avenir Next"/>
                       <w:color w:val="1A1A1A"/>
-                      <w:sz w:val="20"/>
+                      <w:sz w:val="22"/>
                       <w:szCs w:val="20"/>
                     </w:rPr>
                     <w:t xml:space="preserve">2 1/2 ÷ 1/3 =</w:t>
@@ -1054,7 +1058,7 @@
                       <w:rFonts w:ascii="Avenir Next" w:hAnsi="Avenir Next" w:cs="Avenir Next" w:eastAsia="Avenir Next"/>
                       <w:b/>
                       <w:color w:val="003A70"/>
-                      <w:sz w:val="20"/>
+                      <w:sz w:val="22"/>
                       <w:szCs w:val="20"/>
                     </w:rPr>
                     <w:t xml:space="preserve">e.</w:t>
@@ -1072,7 +1076,7 @@
                     <w:rPr>
                       <w:rFonts w:ascii="Avenir Next" w:hAnsi="Avenir Next" w:cs="Avenir Next" w:eastAsia="Avenir Next"/>
                       <w:color w:val="1A1A1A"/>
-                      <w:sz w:val="20"/>
+                      <w:sz w:val="22"/>
                       <w:szCs w:val="20"/>
                     </w:rPr>
                     <w:t xml:space="preserve">1 3/4 ÷ 3 1/2 =</w:t>
@@ -1116,7 +1120,7 @@
                       <w:rFonts w:ascii="Avenir Next" w:hAnsi="Avenir Next" w:cs="Avenir Next" w:eastAsia="Avenir Next"/>
                       <w:b/>
                       <w:color w:val="003A70"/>
-                      <w:sz w:val="20"/>
+                      <w:sz w:val="22"/>
                       <w:szCs w:val="20"/>
                     </w:rPr>
                     <w:t xml:space="preserve">f.</w:t>
@@ -1134,7 +1138,7 @@
                     <w:rPr>
                       <w:rFonts w:ascii="Avenir Next" w:hAnsi="Avenir Next" w:cs="Avenir Next" w:eastAsia="Avenir Next"/>
                       <w:color w:val="1A1A1A"/>
-                      <w:sz w:val="20"/>
+                      <w:sz w:val="22"/>
                       <w:szCs w:val="20"/>
                     </w:rPr>
                     <w:t xml:space="preserve">2 2/3 ÷ 4 =</w:t>
@@ -1164,7 +1168,7 @@
           </w:tbl>
           <w:p>
             <w:pPr>
-              <w:spacing w:before="0" w:after="0" w:line="24" w:lineRule="auto"/>
+              <w:spacing w:before="0" w:after="0" w:line="50" w:lineRule="exact"/>
             </w:pPr>
           </w:p>
         </w:tc>
@@ -1172,12 +1176,12 @@
     </w:tbl>
     <w:p>
       <w:pPr>
-        <w:spacing w:before="0" w:after="0" w:line="20" w:lineRule="exact"/>
+        <w:spacing w:before="0" w:after="0" w:line="50" w:lineRule="exact"/>
       </w:pPr>
     </w:p>
     <w:p>
       <w:pPr>
-        <w:spacing w:before="0" w:after="0" w:line="20" w:lineRule="exact"/>
+        <w:spacing w:before="0" w:after="0" w:line="50" w:lineRule="exact"/>
       </w:pPr>
     </w:p>
     <w:tbl>
@@ -1227,18 +1231,18 @@
                 <w:rFonts w:ascii="Avenir Next" w:hAnsi="Avenir Next" w:cs="Avenir Next" w:eastAsia="Avenir Next"/>
                 <w:b/>
                 <w:color w:val="1A1A1A"/>
+                <w:sz w:val="22"/>
+                <w:szCs w:val="20"/>
+              </w:rPr>
+              <w:t xml:space="preserve">2.</w:t>
+            </w:r>
+            <w:r>
+              <w:rPr>
+                <w:rFonts w:ascii="Avenir Next" w:hAnsi="Avenir Next" w:cs="Avenir Next" w:eastAsia="Avenir Next"/>
+                <w:color w:val="1A1A1A"/>
                 <w:sz w:val="20"/>
                 <w:szCs w:val="20"/>
               </w:rPr>
-              <w:t xml:space="preserve">2.</w:t>
-            </w:r>
-            <w:r>
-              <w:rPr>
-                <w:rFonts w:ascii="Avenir Next" w:hAnsi="Avenir Next" w:cs="Avenir Next" w:eastAsia="Avenir Next"/>
-                <w:color w:val="1A1A1A"/>
-                <w:sz w:val="20"/>
-                <w:szCs w:val="20"/>
-              </w:rPr>
               <w:tab/>
             </w:r>
             <w:r>
@@ -1246,7 +1250,7 @@
                 <w:rFonts w:ascii="Avenir Next" w:hAnsi="Avenir Next" w:cs="Avenir Next" w:eastAsia="Avenir Next"/>
                 <w:b/>
                 <w:color w:val="1A1A1A"/>
-                <w:sz w:val="20"/>
+                <w:sz w:val="22"/>
                 <w:szCs w:val="20"/>
               </w:rPr>
               <w:t xml:space="preserve">Garden Box.  </w:t>
@@ -1255,7 +1259,7 @@
               <w:rPr>
                 <w:rFonts w:ascii="Avenir Next" w:hAnsi="Avenir Next" w:cs="Avenir Next" w:eastAsia="Avenir Next"/>
                 <w:color w:val="1A1A1A"/>
-                <w:sz w:val="20"/>
+                <w:sz w:val="22"/>
                 <w:szCs w:val="20"/>
               </w:rPr>
               <w:t xml:space="preserve">A builder has a 4 1/2-foot board and 7 1/2 pounds of soil.</w:t>
@@ -1275,10 +1279,28 @@
                 <w:rFonts w:ascii="Avenir Next" w:hAnsi="Avenir Next" w:cs="Avenir Next" w:eastAsia="Avenir Next"/>
                 <w:b/>
                 <w:color w:val="003A70"/>
+                <w:sz w:val="22"/>
+                <w:szCs w:val="20"/>
+              </w:rPr>
+              <w:t xml:space="preserve">a.</w:t>
+            </w:r>
+            <w:r>
+              <w:rPr>
+                <w:rFonts w:ascii="Avenir Next" w:hAnsi="Avenir Next" w:cs="Avenir Next" w:eastAsia="Avenir Next"/>
+                <w:color w:val="1A1A1A"/>
                 <w:sz w:val="20"/>
                 <w:szCs w:val="20"/>
               </w:rPr>
-              <w:t xml:space="preserve">a.</w:t>
+              <w:tab/>
+            </w:r>
+            <w:r>
+              <w:rPr>
+                <w:rFonts w:ascii="Avenir Next" w:hAnsi="Avenir Next" w:cs="Avenir Next" w:eastAsia="Avenir Next"/>
+                <w:color w:val="1A1A1A"/>
+                <w:sz w:val="22"/>
+                <w:szCs w:val="20"/>
+              </w:rPr>
+              <w:t xml:space="preserve">He cuts the board into 3/4-foot pieces. How many pieces?</w:t>
             </w:r>
             <w:r>
               <w:rPr>
@@ -1287,7 +1309,7 @@
                 <w:sz w:val="20"/>
                 <w:szCs w:val="20"/>
               </w:rPr>
-              <w:tab/>
+              <w:t xml:space="preserve">  </w:t>
             </w:r>
             <w:r>
               <w:rPr>
@@ -1295,24 +1317,6 @@
                 <w:color w:val="1A1A1A"/>
                 <w:sz w:val="20"/>
                 <w:szCs w:val="20"/>
-              </w:rPr>
-              <w:t xml:space="preserve">He cuts the board into 3/4-foot pieces. How many pieces?</w:t>
-            </w:r>
-            <w:r>
-              <w:rPr>
-                <w:rFonts w:ascii="Avenir Next" w:hAnsi="Avenir Next" w:cs="Avenir Next" w:eastAsia="Avenir Next"/>
-                <w:color w:val="1A1A1A"/>
-                <w:sz w:val="20"/>
-                <w:szCs w:val="20"/>
-              </w:rPr>
-              <w:t xml:space="preserve">  </w:t>
-            </w:r>
-            <w:r>
-              <w:rPr>
-                <w:rFonts w:ascii="Avenir Next" w:hAnsi="Avenir Next" w:cs="Avenir Next" w:eastAsia="Avenir Next"/>
-                <w:color w:val="1A1A1A"/>
-                <w:sz w:val="20"/>
-                <w:szCs w:val="20"/>
                 <w:u w:val="single"/>
               </w:rPr>
               <w:t xml:space="preserve">                </w:t>
@@ -1321,7 +1325,7 @@
               <w:rPr>
                 <w:rFonts w:ascii="Avenir Next" w:hAnsi="Avenir Next" w:cs="Avenir Next" w:eastAsia="Avenir Next"/>
                 <w:color w:val="1A1A1A"/>
-                <w:sz w:val="20"/>
+                <w:sz w:val="22"/>
                 <w:szCs w:val="20"/>
               </w:rPr>
               <w:t xml:space="preserve"> pieces</w:t>
@@ -1341,10 +1345,28 @@
                 <w:rFonts w:ascii="Avenir Next" w:hAnsi="Avenir Next" w:cs="Avenir Next" w:eastAsia="Avenir Next"/>
                 <w:b/>
                 <w:color w:val="003A70"/>
+                <w:sz w:val="22"/>
+                <w:szCs w:val="20"/>
+              </w:rPr>
+              <w:t xml:space="preserve">b.</w:t>
+            </w:r>
+            <w:r>
+              <w:rPr>
+                <w:rFonts w:ascii="Avenir Next" w:hAnsi="Avenir Next" w:cs="Avenir Next" w:eastAsia="Avenir Next"/>
+                <w:color w:val="1A1A1A"/>
                 <w:sz w:val="20"/>
                 <w:szCs w:val="20"/>
               </w:rPr>
-              <w:t xml:space="preserve">b.</w:t>
+              <w:tab/>
+            </w:r>
+            <w:r>
+              <w:rPr>
+                <w:rFonts w:ascii="Avenir Next" w:hAnsi="Avenir Next" w:cs="Avenir Next" w:eastAsia="Avenir Next"/>
+                <w:color w:val="1A1A1A"/>
+                <w:sz w:val="22"/>
+                <w:szCs w:val="20"/>
+              </w:rPr>
+              <w:t xml:space="preserve">Each bag holds 2 1/2 pounds of soil. How many bags can he fill?</w:t>
             </w:r>
             <w:r>
               <w:rPr>
@@ -1353,7 +1375,7 @@
                 <w:sz w:val="20"/>
                 <w:szCs w:val="20"/>
               </w:rPr>
-              <w:tab/>
+              <w:t xml:space="preserve">  </w:t>
             </w:r>
             <w:r>
               <w:rPr>
@@ -1361,24 +1383,6 @@
                 <w:color w:val="1A1A1A"/>
                 <w:sz w:val="20"/>
                 <w:szCs w:val="20"/>
-              </w:rPr>
-              <w:t xml:space="preserve">Each bag holds 2 1/2 pounds of soil. How many bags can he fill?</w:t>
-            </w:r>
-            <w:r>
-              <w:rPr>
-                <w:rFonts w:ascii="Avenir Next" w:hAnsi="Avenir Next" w:cs="Avenir Next" w:eastAsia="Avenir Next"/>
-                <w:color w:val="1A1A1A"/>
-                <w:sz w:val="20"/>
-                <w:szCs w:val="20"/>
-              </w:rPr>
-              <w:t xml:space="preserve">  </w:t>
-            </w:r>
-            <w:r>
-              <w:rPr>
-                <w:rFonts w:ascii="Avenir Next" w:hAnsi="Avenir Next" w:cs="Avenir Next" w:eastAsia="Avenir Next"/>
-                <w:color w:val="1A1A1A"/>
-                <w:sz w:val="20"/>
-                <w:szCs w:val="20"/>
                 <w:u w:val="single"/>
               </w:rPr>
               <w:t xml:space="preserve">                </w:t>
@@ -1387,7 +1391,7 @@
               <w:rPr>
                 <w:rFonts w:ascii="Avenir Next" w:hAnsi="Avenir Next" w:cs="Avenir Next" w:eastAsia="Avenir Next"/>
                 <w:color w:val="1A1A1A"/>
-                <w:sz w:val="20"/>
+                <w:sz w:val="22"/>
                 <w:szCs w:val="20"/>
               </w:rPr>
               <w:t xml:space="preserve"> bags</w:t>
@@ -1395,7 +1399,7 @@
           </w:p>
           <w:p>
             <w:pPr>
-              <w:spacing w:before="0" w:after="0" w:line="60" w:lineRule="auto"/>
+              <w:spacing w:before="0" w:after="0" w:line="50" w:lineRule="exact"/>
             </w:pPr>
           </w:p>
           <w:tbl>
@@ -1453,7 +1457,7 @@
           </w:tbl>
           <w:p>
             <w:pPr>
-              <w:spacing w:before="0" w:after="0" w:line="24" w:lineRule="auto"/>
+              <w:spacing w:before="0" w:after="0" w:line="50" w:lineRule="exact"/>
             </w:pPr>
           </w:p>
         </w:tc>
@@ -1461,12 +1465,12 @@
     </w:tbl>
     <w:p>
       <w:pPr>
-        <w:spacing w:before="0" w:after="0" w:line="20" w:lineRule="exact"/>
+        <w:spacing w:before="0" w:after="0" w:line="50" w:lineRule="exact"/>
       </w:pPr>
     </w:p>
     <w:p>
       <w:pPr>
-        <w:spacing w:before="0" w:after="0" w:line="20" w:lineRule="exact"/>
+        <w:spacing w:before="0" w:after="0" w:line="50" w:lineRule="exact"/>
       </w:pPr>
     </w:p>
     <w:tbl>
@@ -1517,18 +1521,18 @@
                 <w:rFonts w:ascii="Avenir Next" w:hAnsi="Avenir Next" w:cs="Avenir Next" w:eastAsia="Avenir Next"/>
                 <w:b/>
                 <w:color w:val="1A1A1A"/>
+                <w:sz w:val="22"/>
+                <w:szCs w:val="20"/>
+              </w:rPr>
+              <w:t xml:space="preserve">3.</w:t>
+            </w:r>
+            <w:r>
+              <w:rPr>
+                <w:rFonts w:ascii="Avenir Next" w:hAnsi="Avenir Next" w:cs="Avenir Next" w:eastAsia="Avenir Next"/>
+                <w:color w:val="1A1A1A"/>
                 <w:sz w:val="20"/>
                 <w:szCs w:val="20"/>
               </w:rPr>
-              <w:t xml:space="preserve">3.</w:t>
-            </w:r>
-            <w:r>
-              <w:rPr>
-                <w:rFonts w:ascii="Avenir Next" w:hAnsi="Avenir Next" w:cs="Avenir Next" w:eastAsia="Avenir Next"/>
-                <w:color w:val="1A1A1A"/>
-                <w:sz w:val="20"/>
-                <w:szCs w:val="20"/>
-              </w:rPr>
               <w:tab/>
             </w:r>
             <w:r>
@@ -1536,7 +1540,7 @@
                 <w:rFonts w:ascii="Avenir Next" w:hAnsi="Avenir Next" w:cs="Avenir Next" w:eastAsia="Avenir Next"/>
                 <w:b/>
                 <w:color w:val="1A1A1A"/>
-                <w:sz w:val="20"/>
+                <w:sz w:val="22"/>
                 <w:szCs w:val="20"/>
               </w:rPr>
               <w:t xml:space="preserve">Paint Coats.  </w:t>
@@ -1545,7 +1549,7 @@
               <w:rPr>
                 <w:rFonts w:ascii="Avenir Next" w:hAnsi="Avenir Next" w:cs="Avenir Next" w:eastAsia="Avenir Next"/>
                 <w:color w:val="1A1A1A"/>
-                <w:sz w:val="20"/>
+                <w:sz w:val="22"/>
                 <w:szCs w:val="20"/>
               </w:rPr>
               <w:t xml:space="preserve">A painter has 3 3/4 liters of paint. Each coat uses 1 1/4 liters. How many coats can she paint?</w:t>
@@ -1562,7 +1566,7 @@
                 <w:rFonts w:ascii="Avenir Next" w:hAnsi="Avenir Next" w:cs="Avenir Next" w:eastAsia="Avenir Next"/>
                 <w:b/>
                 <w:color w:val="003A70"/>
-                <w:sz w:val="17"/>
+                <w:sz w:val="22"/>
                 <w:szCs w:val="17"/>
               </w:rPr>
               <w:t xml:space="preserve">Hint  </w:t>
@@ -1572,7 +1576,7 @@
                 <w:rFonts w:ascii="Avenir Next" w:hAnsi="Avenir Next" w:cs="Avenir Next" w:eastAsia="Avenir Next"/>
                 <w:i/>
                 <w:color w:val="5A5F66"/>
-                <w:sz w:val="17"/>
+                <w:sz w:val="22"/>
                 <w:szCs w:val="17"/>
               </w:rPr>
               <w:t xml:space="preserve">3 3/4 = 15/4 and 1 1/4 = 5/4.</w:t>
@@ -1580,7 +1584,7 @@
           </w:p>
           <w:p>
             <w:pPr>
-              <w:spacing w:before="0" w:after="0" w:line="60" w:lineRule="auto"/>
+              <w:spacing w:before="0" w:after="0" w:line="50" w:lineRule="exact"/>
             </w:pPr>
           </w:p>
           <w:tbl>
@@ -1649,25 +1653,25 @@
                 <w:rFonts w:ascii="Avenir Next" w:hAnsi="Avenir Next" w:cs="Avenir Next" w:eastAsia="Avenir Next"/>
                 <w:b/>
                 <w:color w:val="1A1A1A"/>
+                <w:sz w:val="22"/>
+                <w:szCs w:val="18"/>
+              </w:rPr>
+              <w:t xml:space="preserve">Answer</w:t>
+            </w:r>
+            <w:r>
+              <w:rPr>
+                <w:rFonts w:ascii="Avenir Next" w:hAnsi="Avenir Next" w:cs="Avenir Next" w:eastAsia="Avenir Next"/>
+                <w:color w:val="1A1A1A"/>
                 <w:sz w:val="18"/>
                 <w:szCs w:val="18"/>
               </w:rPr>
-              <w:t xml:space="preserve">Answer</w:t>
-            </w:r>
-            <w:r>
-              <w:rPr>
-                <w:rFonts w:ascii="Avenir Next" w:hAnsi="Avenir Next" w:cs="Avenir Next" w:eastAsia="Avenir Next"/>
-                <w:color w:val="1A1A1A"/>
-                <w:sz w:val="18"/>
-                <w:szCs w:val="18"/>
-              </w:rPr>
               <w:tab/>
             </w:r>
             <w:r>
               <w:rPr>
                 <w:rFonts w:ascii="Avenir Next" w:hAnsi="Avenir Next" w:cs="Avenir Next" w:eastAsia="Avenir Next"/>
                 <w:color w:val="1A1A1A"/>
-                <w:sz w:val="18"/>
+                <w:sz w:val="22"/>
                 <w:szCs w:val="18"/>
               </w:rPr>
               <w:t xml:space="preserve">  coats</w:t>
@@ -1693,18 +1697,18 @@
                 <w:rFonts w:ascii="Avenir Next" w:hAnsi="Avenir Next" w:cs="Avenir Next" w:eastAsia="Avenir Next"/>
                 <w:b/>
                 <w:color w:val="1A1A1A"/>
+                <w:sz w:val="22"/>
+                <w:szCs w:val="20"/>
+              </w:rPr>
+              <w:t xml:space="preserve">4.</w:t>
+            </w:r>
+            <w:r>
+              <w:rPr>
+                <w:rFonts w:ascii="Avenir Next" w:hAnsi="Avenir Next" w:cs="Avenir Next" w:eastAsia="Avenir Next"/>
+                <w:color w:val="1A1A1A"/>
                 <w:sz w:val="20"/>
                 <w:szCs w:val="20"/>
               </w:rPr>
-              <w:t xml:space="preserve">4.</w:t>
-            </w:r>
-            <w:r>
-              <w:rPr>
-                <w:rFonts w:ascii="Avenir Next" w:hAnsi="Avenir Next" w:cs="Avenir Next" w:eastAsia="Avenir Next"/>
-                <w:color w:val="1A1A1A"/>
-                <w:sz w:val="20"/>
-                <w:szCs w:val="20"/>
-              </w:rPr>
               <w:tab/>
             </w:r>
             <w:r>
@@ -1712,7 +1716,7 @@
                 <w:rFonts w:ascii="Avenir Next" w:hAnsi="Avenir Next" w:cs="Avenir Next" w:eastAsia="Avenir Next"/>
                 <w:b/>
                 <w:color w:val="1A1A1A"/>
-                <w:sz w:val="20"/>
+                <w:sz w:val="22"/>
                 <w:szCs w:val="20"/>
               </w:rPr>
               <w:t xml:space="preserve">Yarn Scarves.  </w:t>
@@ -1721,7 +1725,7 @@
               <w:rPr>
                 <w:rFonts w:ascii="Avenir Next" w:hAnsi="Avenir Next" w:cs="Avenir Next" w:eastAsia="Avenir Next"/>
                 <w:color w:val="1A1A1A"/>
-                <w:sz w:val="20"/>
+                <w:sz w:val="22"/>
                 <w:szCs w:val="20"/>
               </w:rPr>
               <w:t xml:space="preserve">Bea has 11 1/4 yards of yarn. Each scarf needs 2 1/4 yards. How many scarves can she knit?</w:t>
@@ -1738,7 +1742,7 @@
                 <w:rFonts w:ascii="Avenir Next" w:hAnsi="Avenir Next" w:cs="Avenir Next" w:eastAsia="Avenir Next"/>
                 <w:b/>
                 <w:color w:val="003A70"/>
-                <w:sz w:val="17"/>
+                <w:sz w:val="22"/>
                 <w:szCs w:val="17"/>
               </w:rPr>
               <w:t xml:space="preserve">Hint  </w:t>
@@ -1748,7 +1752,7 @@
                 <w:rFonts w:ascii="Avenir Next" w:hAnsi="Avenir Next" w:cs="Avenir Next" w:eastAsia="Avenir Next"/>
                 <w:i/>
                 <w:color w:val="5A5F66"/>
-                <w:sz w:val="17"/>
+                <w:sz w:val="22"/>
                 <w:szCs w:val="17"/>
               </w:rPr>
               <w:t xml:space="preserve">Write both as fourths first.</w:t>
@@ -1756,7 +1760,7 @@
           </w:p>
           <w:p>
             <w:pPr>
-              <w:spacing w:before="0" w:after="0" w:line="60" w:lineRule="auto"/>
+              <w:spacing w:before="0" w:after="0" w:line="50" w:lineRule="exact"/>
             </w:pPr>
           </w:p>
           <w:tbl>
@@ -1825,25 +1829,25 @@
                 <w:rFonts w:ascii="Avenir Next" w:hAnsi="Avenir Next" w:cs="Avenir Next" w:eastAsia="Avenir Next"/>
                 <w:b/>
                 <w:color w:val="1A1A1A"/>
+                <w:sz w:val="22"/>
+                <w:szCs w:val="18"/>
+              </w:rPr>
+              <w:t xml:space="preserve">Answer</w:t>
+            </w:r>
+            <w:r>
+              <w:rPr>
+                <w:rFonts w:ascii="Avenir Next" w:hAnsi="Avenir Next" w:cs="Avenir Next" w:eastAsia="Avenir Next"/>
+                <w:color w:val="1A1A1A"/>
                 <w:sz w:val="18"/>
                 <w:szCs w:val="18"/>
               </w:rPr>
-              <w:t xml:space="preserve">Answer</w:t>
-            </w:r>
-            <w:r>
-              <w:rPr>
-                <w:rFonts w:ascii="Avenir Next" w:hAnsi="Avenir Next" w:cs="Avenir Next" w:eastAsia="Avenir Next"/>
-                <w:color w:val="1A1A1A"/>
-                <w:sz w:val="18"/>
-                <w:szCs w:val="18"/>
-              </w:rPr>
               <w:tab/>
             </w:r>
             <w:r>
               <w:rPr>
                 <w:rFonts w:ascii="Avenir Next" w:hAnsi="Avenir Next" w:cs="Avenir Next" w:eastAsia="Avenir Next"/>
                 <w:color w:val="1A1A1A"/>
-                <w:sz w:val="18"/>
+                <w:sz w:val="22"/>
                 <w:szCs w:val="18"/>
               </w:rPr>
               <w:t xml:space="preserve">  scarves</w:t>
@@ -1854,12 +1858,12 @@
     </w:tbl>
     <w:p>
       <w:pPr>
-        <w:spacing w:before="0" w:after="0" w:line="20" w:lineRule="exact"/>
+        <w:spacing w:before="0" w:after="0" w:line="50" w:lineRule="exact"/>
       </w:pPr>
     </w:p>
     <w:p>
       <w:pPr>
-        <w:spacing w:before="0" w:after="0" w:line="20" w:lineRule="exact"/>
+        <w:spacing w:before="0" w:after="0" w:line="50" w:lineRule="exact"/>
       </w:pPr>
     </w:p>
     <w:tbl>
@@ -1910,18 +1914,18 @@
                 <w:rFonts w:ascii="Avenir Next" w:hAnsi="Avenir Next" w:cs="Avenir Next" w:eastAsia="Avenir Next"/>
                 <w:b/>
                 <w:color w:val="1A1A1A"/>
+                <w:sz w:val="22"/>
+                <w:szCs w:val="20"/>
+              </w:rPr>
+              <w:t xml:space="preserve">5.</w:t>
+            </w:r>
+            <w:r>
+              <w:rPr>
+                <w:rFonts w:ascii="Avenir Next" w:hAnsi="Avenir Next" w:cs="Avenir Next" w:eastAsia="Avenir Next"/>
+                <w:color w:val="1A1A1A"/>
                 <w:sz w:val="20"/>
                 <w:szCs w:val="20"/>
               </w:rPr>
-              <w:t xml:space="preserve">5.</w:t>
-            </w:r>
-            <w:r>
-              <w:rPr>
-                <w:rFonts w:ascii="Avenir Next" w:hAnsi="Avenir Next" w:cs="Avenir Next" w:eastAsia="Avenir Next"/>
-                <w:color w:val="1A1A1A"/>
-                <w:sz w:val="20"/>
-                <w:szCs w:val="20"/>
-              </w:rPr>
               <w:tab/>
             </w:r>
             <w:r>
@@ -1929,7 +1933,7 @@
                 <w:rFonts w:ascii="Avenir Next" w:hAnsi="Avenir Next" w:cs="Avenir Next" w:eastAsia="Avenir Next"/>
                 <w:b/>
                 <w:color w:val="1A1A1A"/>
-                <w:sz w:val="20"/>
+                <w:sz w:val="22"/>
                 <w:szCs w:val="20"/>
               </w:rPr>
               <w:t xml:space="preserve">Sugar Scoops.  </w:t>
@@ -1938,7 +1942,7 @@
               <w:rPr>
                 <w:rFonts w:ascii="Avenir Next" w:hAnsi="Avenir Next" w:cs="Avenir Next" w:eastAsia="Avenir Next"/>
                 <w:color w:val="1A1A1A"/>
-                <w:sz w:val="20"/>
+                <w:sz w:val="22"/>
                 <w:szCs w:val="20"/>
               </w:rPr>
               <w:t xml:space="preserve">A jar holds 4 1/2 cups of sugar. Tomás says it fills 2 1/4 half-cup scoops. Justify or correct him.</w:t>
@@ -1955,7 +1959,7 @@
                 <w:rFonts w:ascii="Avenir Next" w:hAnsi="Avenir Next" w:cs="Avenir Next" w:eastAsia="Avenir Next"/>
                 <w:b/>
                 <w:color w:val="003A70"/>
-                <w:sz w:val="17"/>
+                <w:sz w:val="22"/>
                 <w:szCs w:val="17"/>
               </w:rPr>
               <w:t xml:space="preserve">Hint  </w:t>
@@ -1965,7 +1969,7 @@
                 <w:rFonts w:ascii="Avenir Next" w:hAnsi="Avenir Next" w:cs="Avenir Next" w:eastAsia="Avenir Next"/>
                 <w:i/>
                 <w:color w:val="5A5F66"/>
-                <w:sz w:val="17"/>
+                <w:sz w:val="22"/>
                 <w:szCs w:val="17"/>
               </w:rPr>
               <w:t xml:space="preserve">More scoops or fewer scoops than cups?</w:t>
@@ -1973,7 +1977,7 @@
           </w:p>
           <w:p>
             <w:pPr>
-              <w:spacing w:before="0" w:after="0" w:line="60" w:lineRule="auto"/>
+              <w:spacing w:before="0" w:after="0" w:line="50" w:lineRule="exact"/>
             </w:pPr>
           </w:p>
           <w:tbl>
@@ -2042,25 +2046,25 @@
                 <w:rFonts w:ascii="Avenir Next" w:hAnsi="Avenir Next" w:cs="Avenir Next" w:eastAsia="Avenir Next"/>
                 <w:b/>
                 <w:color w:val="1A1A1A"/>
+                <w:sz w:val="22"/>
+                <w:szCs w:val="18"/>
+              </w:rPr>
+              <w:t xml:space="preserve">Answer</w:t>
+            </w:r>
+            <w:r>
+              <w:rPr>
+                <w:rFonts w:ascii="Avenir Next" w:hAnsi="Avenir Next" w:cs="Avenir Next" w:eastAsia="Avenir Next"/>
+                <w:color w:val="1A1A1A"/>
                 <w:sz w:val="18"/>
                 <w:szCs w:val="18"/>
               </w:rPr>
-              <w:t xml:space="preserve">Answer</w:t>
-            </w:r>
-            <w:r>
-              <w:rPr>
-                <w:rFonts w:ascii="Avenir Next" w:hAnsi="Avenir Next" w:cs="Avenir Next" w:eastAsia="Avenir Next"/>
-                <w:color w:val="1A1A1A"/>
-                <w:sz w:val="18"/>
-                <w:szCs w:val="18"/>
-              </w:rPr>
               <w:tab/>
             </w:r>
             <w:r>
               <w:rPr>
                 <w:rFonts w:ascii="Avenir Next" w:hAnsi="Avenir Next" w:cs="Avenir Next" w:eastAsia="Avenir Next"/>
                 <w:color w:val="1A1A1A"/>
-                <w:sz w:val="18"/>
+                <w:sz w:val="22"/>
                 <w:szCs w:val="18"/>
               </w:rPr>
               <w:t xml:space="preserve">  scoops</w:t>
@@ -2086,18 +2090,18 @@
                 <w:rFonts w:ascii="Avenir Next" w:hAnsi="Avenir Next" w:cs="Avenir Next" w:eastAsia="Avenir Next"/>
                 <w:b/>
                 <w:color w:val="1A1A1A"/>
+                <w:sz w:val="22"/>
+                <w:szCs w:val="20"/>
+              </w:rPr>
+              <w:t xml:space="preserve">6.</w:t>
+            </w:r>
+            <w:r>
+              <w:rPr>
+                <w:rFonts w:ascii="Avenir Next" w:hAnsi="Avenir Next" w:cs="Avenir Next" w:eastAsia="Avenir Next"/>
+                <w:color w:val="1A1A1A"/>
                 <w:sz w:val="20"/>
                 <w:szCs w:val="20"/>
               </w:rPr>
-              <w:t xml:space="preserve">6.</w:t>
-            </w:r>
-            <w:r>
-              <w:rPr>
-                <w:rFonts w:ascii="Avenir Next" w:hAnsi="Avenir Next" w:cs="Avenir Next" w:eastAsia="Avenir Next"/>
-                <w:color w:val="1A1A1A"/>
-                <w:sz w:val="20"/>
-                <w:szCs w:val="20"/>
-              </w:rPr>
               <w:tab/>
             </w:r>
             <w:r>
@@ -2105,7 +2109,7 @@
                 <w:rFonts w:ascii="Avenir Next" w:hAnsi="Avenir Next" w:cs="Avenir Next" w:eastAsia="Avenir Next"/>
                 <w:b/>
                 <w:color w:val="1A1A1A"/>
-                <w:sz w:val="20"/>
+                <w:sz w:val="22"/>
                 <w:szCs w:val="20"/>
               </w:rPr>
               <w:t xml:space="preserve">Door Trim.  </w:t>
@@ -2114,7 +2118,7 @@
               <w:rPr>
                 <w:rFonts w:ascii="Avenir Next" w:hAnsi="Avenir Next" w:cs="Avenir Next" w:eastAsia="Avenir Next"/>
                 <w:color w:val="1A1A1A"/>
-                <w:sz w:val="20"/>
+                <w:sz w:val="22"/>
                 <w:szCs w:val="20"/>
               </w:rPr>
               <w:t xml:space="preserve">A shop has 16 1/2 ft of trim. A door uses 4 1/2 ft. The rest is cut into 1 1/2-ft pieces.</w:t>
@@ -2131,7 +2135,7 @@
                 <w:rFonts w:ascii="Avenir Next" w:hAnsi="Avenir Next" w:cs="Avenir Next" w:eastAsia="Avenir Next"/>
                 <w:b/>
                 <w:color w:val="003A70"/>
-                <w:sz w:val="17"/>
+                <w:sz w:val="22"/>
                 <w:szCs w:val="17"/>
               </w:rPr>
               <w:t xml:space="preserve">Hint  </w:t>
@@ -2141,7 +2145,7 @@
                 <w:rFonts w:ascii="Avenir Next" w:hAnsi="Avenir Next" w:cs="Avenir Next" w:eastAsia="Avenir Next"/>
                 <w:i/>
                 <w:color w:val="5A5F66"/>
-                <w:sz w:val="17"/>
+                <w:sz w:val="22"/>
                 <w:szCs w:val="17"/>
               </w:rPr>
               <w:t xml:space="preserve">Subtract first, then divide by 3/2.</w:t>
@@ -2161,10 +2165,28 @@
                 <w:rFonts w:ascii="Avenir Next" w:hAnsi="Avenir Next" w:cs="Avenir Next" w:eastAsia="Avenir Next"/>
                 <w:b/>
                 <w:color w:val="003A70"/>
+                <w:sz w:val="22"/>
+                <w:szCs w:val="20"/>
+              </w:rPr>
+              <w:t xml:space="preserve">a.</w:t>
+            </w:r>
+            <w:r>
+              <w:rPr>
+                <w:rFonts w:ascii="Avenir Next" w:hAnsi="Avenir Next" w:cs="Avenir Next" w:eastAsia="Avenir Next"/>
+                <w:color w:val="1A1A1A"/>
                 <w:sz w:val="20"/>
                 <w:szCs w:val="20"/>
               </w:rPr>
-              <w:t xml:space="preserve">a.</w:t>
+              <w:tab/>
+            </w:r>
+            <w:r>
+              <w:rPr>
+                <w:rFonts w:ascii="Avenir Next" w:hAnsi="Avenir Next" w:cs="Avenir Next" w:eastAsia="Avenir Next"/>
+                <w:color w:val="1A1A1A"/>
+                <w:sz w:val="22"/>
+                <w:szCs w:val="20"/>
+              </w:rPr>
+              <w:t xml:space="preserve">How much trim is left?</w:t>
             </w:r>
             <w:r>
               <w:rPr>
@@ -2173,7 +2195,7 @@
                 <w:sz w:val="20"/>
                 <w:szCs w:val="20"/>
               </w:rPr>
-              <w:tab/>
+              <w:t xml:space="preserve">  </w:t>
             </w:r>
             <w:r>
               <w:rPr>
@@ -2181,24 +2203,6 @@
                 <w:color w:val="1A1A1A"/>
                 <w:sz w:val="20"/>
                 <w:szCs w:val="20"/>
-              </w:rPr>
-              <w:t xml:space="preserve">How much trim is left?</w:t>
-            </w:r>
-            <w:r>
-              <w:rPr>
-                <w:rFonts w:ascii="Avenir Next" w:hAnsi="Avenir Next" w:cs="Avenir Next" w:eastAsia="Avenir Next"/>
-                <w:color w:val="1A1A1A"/>
-                <w:sz w:val="20"/>
-                <w:szCs w:val="20"/>
-              </w:rPr>
-              <w:t xml:space="preserve">  </w:t>
-            </w:r>
-            <w:r>
-              <w:rPr>
-                <w:rFonts w:ascii="Avenir Next" w:hAnsi="Avenir Next" w:cs="Avenir Next" w:eastAsia="Avenir Next"/>
-                <w:color w:val="1A1A1A"/>
-                <w:sz w:val="20"/>
-                <w:szCs w:val="20"/>
                 <w:u w:val="single"/>
               </w:rPr>
               <w:t xml:space="preserve">                </w:t>
@@ -2207,7 +2211,7 @@
               <w:rPr>
                 <w:rFonts w:ascii="Avenir Next" w:hAnsi="Avenir Next" w:cs="Avenir Next" w:eastAsia="Avenir Next"/>
                 <w:color w:val="1A1A1A"/>
-                <w:sz w:val="20"/>
+                <w:sz w:val="22"/>
                 <w:szCs w:val="20"/>
               </w:rPr>
               <w:t xml:space="preserve"> ft</w:t>
@@ -2227,10 +2231,28 @@
                 <w:rFonts w:ascii="Avenir Next" w:hAnsi="Avenir Next" w:cs="Avenir Next" w:eastAsia="Avenir Next"/>
                 <w:b/>
                 <w:color w:val="003A70"/>
+                <w:sz w:val="22"/>
+                <w:szCs w:val="20"/>
+              </w:rPr>
+              <w:t xml:space="preserve">b.</w:t>
+            </w:r>
+            <w:r>
+              <w:rPr>
+                <w:rFonts w:ascii="Avenir Next" w:hAnsi="Avenir Next" w:cs="Avenir Next" w:eastAsia="Avenir Next"/>
+                <w:color w:val="1A1A1A"/>
                 <w:sz w:val="20"/>
                 <w:szCs w:val="20"/>
               </w:rPr>
-              <w:t xml:space="preserve">b.</w:t>
+              <w:tab/>
+            </w:r>
+            <w:r>
+              <w:rPr>
+                <w:rFonts w:ascii="Avenir Next" w:hAnsi="Avenir Next" w:cs="Avenir Next" w:eastAsia="Avenir Next"/>
+                <w:color w:val="1A1A1A"/>
+                <w:sz w:val="22"/>
+                <w:szCs w:val="20"/>
+              </w:rPr>
+              <w:t xml:space="preserve">How many pieces?</w:t>
             </w:r>
             <w:r>
               <w:rPr>
@@ -2239,7 +2261,7 @@
                 <w:sz w:val="20"/>
                 <w:szCs w:val="20"/>
               </w:rPr>
-              <w:tab/>
+              <w:t xml:space="preserve">  </w:t>
             </w:r>
             <w:r>
               <w:rPr>
@@ -2247,24 +2269,6 @@
                 <w:color w:val="1A1A1A"/>
                 <w:sz w:val="20"/>
                 <w:szCs w:val="20"/>
-              </w:rPr>
-              <w:t xml:space="preserve">How many pieces?</w:t>
-            </w:r>
-            <w:r>
-              <w:rPr>
-                <w:rFonts w:ascii="Avenir Next" w:hAnsi="Avenir Next" w:cs="Avenir Next" w:eastAsia="Avenir Next"/>
-                <w:color w:val="1A1A1A"/>
-                <w:sz w:val="20"/>
-                <w:szCs w:val="20"/>
-              </w:rPr>
-              <w:t xml:space="preserve">  </w:t>
-            </w:r>
-            <w:r>
-              <w:rPr>
-                <w:rFonts w:ascii="Avenir Next" w:hAnsi="Avenir Next" w:cs="Avenir Next" w:eastAsia="Avenir Next"/>
-                <w:color w:val="1A1A1A"/>
-                <w:sz w:val="20"/>
-                <w:szCs w:val="20"/>
                 <w:u w:val="single"/>
               </w:rPr>
               <w:t xml:space="preserve">                </w:t>
@@ -2273,7 +2277,7 @@
               <w:rPr>
                 <w:rFonts w:ascii="Avenir Next" w:hAnsi="Avenir Next" w:cs="Avenir Next" w:eastAsia="Avenir Next"/>
                 <w:color w:val="1A1A1A"/>
-                <w:sz w:val="20"/>
+                <w:sz w:val="22"/>
                 <w:szCs w:val="20"/>
               </w:rPr>
               <w:t xml:space="preserve"> pieces</w:t>
@@ -2281,7 +2285,7 @@
           </w:p>
           <w:p>
             <w:pPr>
-              <w:spacing w:before="0" w:after="0" w:line="60" w:lineRule="auto"/>
+              <w:spacing w:before="0" w:after="0" w:line="50" w:lineRule="exact"/>
             </w:pPr>
           </w:p>
           <w:tbl>
@@ -2339,7 +2343,7 @@
           </w:tbl>
           <w:p>
             <w:pPr>
-              <w:spacing w:before="0" w:after="0" w:line="24" w:lineRule="auto"/>
+              <w:spacing w:before="0" w:after="0" w:line="50" w:lineRule="exact"/>
             </w:pPr>
           </w:p>
         </w:tc>
@@ -2347,12 +2351,12 @@
     </w:tbl>
     <w:p>
       <w:pPr>
-        <w:spacing w:before="0" w:after="0" w:line="20" w:lineRule="exact"/>
+        <w:spacing w:before="0" w:after="0" w:line="50" w:lineRule="exact"/>
       </w:pPr>
     </w:p>
     <w:p>
       <w:pPr>
-        <w:spacing w:before="0" w:after="0" w:line="20" w:lineRule="exact"/>
+        <w:spacing w:before="0" w:after="0" w:line="50" w:lineRule="exact"/>
       </w:pPr>
     </w:p>
     <w:tbl>
@@ -2402,18 +2406,18 @@
                 <w:rFonts w:ascii="Avenir Next" w:hAnsi="Avenir Next" w:cs="Avenir Next" w:eastAsia="Avenir Next"/>
                 <w:b/>
                 <w:color w:val="1A1A1A"/>
+                <w:sz w:val="22"/>
+                <w:szCs w:val="20"/>
+              </w:rPr>
+              <w:t xml:space="preserve">7.</w:t>
+            </w:r>
+            <w:r>
+              <w:rPr>
+                <w:rFonts w:ascii="Avenir Next" w:hAnsi="Avenir Next" w:cs="Avenir Next" w:eastAsia="Avenir Next"/>
+                <w:color w:val="1A1A1A"/>
                 <w:sz w:val="20"/>
                 <w:szCs w:val="20"/>
               </w:rPr>
-              <w:t xml:space="preserve">7.</w:t>
-            </w:r>
-            <w:r>
-              <w:rPr>
-                <w:rFonts w:ascii="Avenir Next" w:hAnsi="Avenir Next" w:cs="Avenir Next" w:eastAsia="Avenir Next"/>
-                <w:color w:val="1A1A1A"/>
-                <w:sz w:val="20"/>
-                <w:szCs w:val="20"/>
-              </w:rPr>
               <w:tab/>
             </w:r>
             <w:r>
@@ -2421,7 +2425,7 @@
                 <w:rFonts w:ascii="Avenir Next" w:hAnsi="Avenir Next" w:cs="Avenir Next" w:eastAsia="Avenir Next"/>
                 <w:b/>
                 <w:color w:val="1A1A1A"/>
-                <w:sz w:val="20"/>
+                <w:sz w:val="22"/>
                 <w:szCs w:val="20"/>
               </w:rPr>
               <w:t xml:space="preserve">Trail Markers.  </w:t>
@@ -2430,7 +2434,7 @@
               <w:rPr>
                 <w:rFonts w:ascii="Avenir Next" w:hAnsi="Avenir Next" w:cs="Avenir Next" w:eastAsia="Avenir Next"/>
                 <w:color w:val="1A1A1A"/>
-                <w:sz w:val="20"/>
+                <w:sz w:val="22"/>
                 <w:szCs w:val="20"/>
               </w:rPr>
               <w:t xml:space="preserve">A trail is 7 1/2 km long. Markers are placed every 1 1/4 km, starting at the 1 1/4 km point. Ticks are every 1 1/4 km.</w:t>
@@ -2446,7 +2450,7 @@
               <w:drawing>
                 <wp:inline distT="0" distB="0" distL="0" distR="0">
                   <wp:extent cx="5120640" cy="566928"/>
-                  <wp:docPr id="1" name="Figure 1"/>
+                  <wp:docPr id="1" name="Figure 1" descr="Number line from 0 to 7.5, ticks every 1.25. Labels: 0, 0 km, 7.5, 7 1/2 km."/>
                   <a:graphic xmlns:a="http://schemas.openxmlformats.org/drawingml/2006/main">
                     <a:graphicData uri="http://schemas.openxmlformats.org/drawingml/2006/picture">
                       <pic:pic xmlns:pic="http://schemas.openxmlformats.org/drawingml/2006/picture">
@@ -2490,10 +2494,28 @@
                 <w:rFonts w:ascii="Avenir Next" w:hAnsi="Avenir Next" w:cs="Avenir Next" w:eastAsia="Avenir Next"/>
                 <w:b/>
                 <w:color w:val="003A70"/>
+                <w:sz w:val="22"/>
+                <w:szCs w:val="20"/>
+              </w:rPr>
+              <w:t xml:space="preserve">a.</w:t>
+            </w:r>
+            <w:r>
+              <w:rPr>
+                <w:rFonts w:ascii="Avenir Next" w:hAnsi="Avenir Next" w:cs="Avenir Next" w:eastAsia="Avenir Next"/>
+                <w:color w:val="1A1A1A"/>
                 <w:sz w:val="20"/>
                 <w:szCs w:val="20"/>
               </w:rPr>
-              <w:t xml:space="preserve">a.</w:t>
+              <w:tab/>
+            </w:r>
+            <w:r>
+              <w:rPr>
+                <w:rFonts w:ascii="Avenir Next" w:hAnsi="Avenir Next" w:cs="Avenir Next" w:eastAsia="Avenir Next"/>
+                <w:color w:val="1A1A1A"/>
+                <w:sz w:val="22"/>
+                <w:szCs w:val="20"/>
+              </w:rPr>
+              <w:t xml:space="preserve">How many 1 1/4-km spacings fit along the trail?</w:t>
             </w:r>
             <w:r>
               <w:rPr>
@@ -2502,7 +2524,7 @@
                 <w:sz w:val="20"/>
                 <w:szCs w:val="20"/>
               </w:rPr>
-              <w:tab/>
+              <w:t xml:space="preserve">  </w:t>
             </w:r>
             <w:r>
               <w:rPr>
@@ -2510,24 +2532,6 @@
                 <w:color w:val="1A1A1A"/>
                 <w:sz w:val="20"/>
                 <w:szCs w:val="20"/>
-              </w:rPr>
-              <w:t xml:space="preserve">How many 1 1/4-km spacings fit along the trail?</w:t>
-            </w:r>
-            <w:r>
-              <w:rPr>
-                <w:rFonts w:ascii="Avenir Next" w:hAnsi="Avenir Next" w:cs="Avenir Next" w:eastAsia="Avenir Next"/>
-                <w:color w:val="1A1A1A"/>
-                <w:sz w:val="20"/>
-                <w:szCs w:val="20"/>
-              </w:rPr>
-              <w:t xml:space="preserve">  </w:t>
-            </w:r>
-            <w:r>
-              <w:rPr>
-                <w:rFonts w:ascii="Avenir Next" w:hAnsi="Avenir Next" w:cs="Avenir Next" w:eastAsia="Avenir Next"/>
-                <w:color w:val="1A1A1A"/>
-                <w:sz w:val="20"/>
-                <w:szCs w:val="20"/>
                 <w:u w:val="single"/>
               </w:rPr>
               <w:t xml:space="preserve">                </w:t>
@@ -2536,7 +2540,7 @@
               <w:rPr>
                 <w:rFonts w:ascii="Avenir Next" w:hAnsi="Avenir Next" w:cs="Avenir Next" w:eastAsia="Avenir Next"/>
                 <w:color w:val="1A1A1A"/>
-                <w:sz w:val="20"/>
+                <w:sz w:val="22"/>
                 <w:szCs w:val="20"/>
               </w:rPr>
               <w:t xml:space="preserve"> spacings</w:t>
@@ -2556,10 +2560,28 @@
                 <w:rFonts w:ascii="Avenir Next" w:hAnsi="Avenir Next" w:cs="Avenir Next" w:eastAsia="Avenir Next"/>
                 <w:b/>
                 <w:color w:val="003A70"/>
+                <w:sz w:val="22"/>
+                <w:szCs w:val="20"/>
+              </w:rPr>
+              <w:t xml:space="preserve">b.</w:t>
+            </w:r>
+            <w:r>
+              <w:rPr>
+                <w:rFonts w:ascii="Avenir Next" w:hAnsi="Avenir Next" w:cs="Avenir Next" w:eastAsia="Avenir Next"/>
+                <w:color w:val="1A1A1A"/>
                 <w:sz w:val="20"/>
                 <w:szCs w:val="20"/>
               </w:rPr>
-              <w:t xml:space="preserve">b.</w:t>
+              <w:tab/>
+            </w:r>
+            <w:r>
+              <w:rPr>
+                <w:rFonts w:ascii="Avenir Next" w:hAnsi="Avenir Next" w:cs="Avenir Next" w:eastAsia="Avenir Next"/>
+                <w:color w:val="1A1A1A"/>
+                <w:sz w:val="22"/>
+                <w:szCs w:val="20"/>
+              </w:rPr>
+              <w:t xml:space="preserve">How many markers are placed, counting the one at the end?</w:t>
             </w:r>
             <w:r>
               <w:rPr>
@@ -2568,7 +2590,7 @@
                 <w:sz w:val="20"/>
                 <w:szCs w:val="20"/>
               </w:rPr>
-              <w:tab/>
+              <w:t xml:space="preserve">  </w:t>
             </w:r>
             <w:r>
               <w:rPr>
@@ -2576,24 +2598,6 @@
                 <w:color w:val="1A1A1A"/>
                 <w:sz w:val="20"/>
                 <w:szCs w:val="20"/>
-              </w:rPr>
-              <w:t xml:space="preserve">How many markers are placed, counting the one at the end?</w:t>
-            </w:r>
-            <w:r>
-              <w:rPr>
-                <w:rFonts w:ascii="Avenir Next" w:hAnsi="Avenir Next" w:cs="Avenir Next" w:eastAsia="Avenir Next"/>
-                <w:color w:val="1A1A1A"/>
-                <w:sz w:val="20"/>
-                <w:szCs w:val="20"/>
-              </w:rPr>
-              <w:t xml:space="preserve">  </w:t>
-            </w:r>
-            <w:r>
-              <w:rPr>
-                <w:rFonts w:ascii="Avenir Next" w:hAnsi="Avenir Next" w:cs="Avenir Next" w:eastAsia="Avenir Next"/>
-                <w:color w:val="1A1A1A"/>
-                <w:sz w:val="20"/>
-                <w:szCs w:val="20"/>
                 <w:u w:val="single"/>
               </w:rPr>
               <w:t xml:space="preserve">                </w:t>
@@ -2602,7 +2606,7 @@
               <w:rPr>
                 <w:rFonts w:ascii="Avenir Next" w:hAnsi="Avenir Next" w:cs="Avenir Next" w:eastAsia="Avenir Next"/>
                 <w:color w:val="1A1A1A"/>
-                <w:sz w:val="20"/>
+                <w:sz w:val="22"/>
                 <w:szCs w:val="20"/>
               </w:rPr>
               <w:t xml:space="preserve"> markers</w:t>
@@ -2622,25 +2626,25 @@
                 <w:rFonts w:ascii="Avenir Next" w:hAnsi="Avenir Next" w:cs="Avenir Next" w:eastAsia="Avenir Next"/>
                 <w:b/>
                 <w:color w:val="003A70"/>
+                <w:sz w:val="22"/>
+                <w:szCs w:val="20"/>
+              </w:rPr>
+              <w:t xml:space="preserve">c.</w:t>
+            </w:r>
+            <w:r>
+              <w:rPr>
+                <w:rFonts w:ascii="Avenir Next" w:hAnsi="Avenir Next" w:cs="Avenir Next" w:eastAsia="Avenir Next"/>
+                <w:color w:val="1A1A1A"/>
                 <w:sz w:val="20"/>
                 <w:szCs w:val="20"/>
               </w:rPr>
-              <w:t xml:space="preserve">c.</w:t>
-            </w:r>
-            <w:r>
-              <w:rPr>
-                <w:rFonts w:ascii="Avenir Next" w:hAnsi="Avenir Next" w:cs="Avenir Next" w:eastAsia="Avenir Next"/>
-                <w:color w:val="1A1A1A"/>
-                <w:sz w:val="20"/>
-                <w:szCs w:val="20"/>
-              </w:rPr>
               <w:tab/>
             </w:r>
             <w:r>
               <w:rPr>
                 <w:rFonts w:ascii="Avenir Next" w:hAnsi="Avenir Next" w:cs="Avenir Next" w:eastAsia="Avenir Next"/>
                 <w:color w:val="1A1A1A"/>
-                <w:sz w:val="20"/>
+                <w:sz w:val="22"/>
                 <w:szCs w:val="20"/>
               </w:rPr>
               <w:t xml:space="preserve">Why are the two counts the same?</w:t>
@@ -2670,12 +2674,12 @@
     </w:tbl>
     <w:p>
       <w:pPr>
-        <w:spacing w:before="0" w:after="0" w:line="20" w:lineRule="exact"/>
+        <w:spacing w:before="0" w:after="0" w:line="50" w:lineRule="exact"/>
       </w:pPr>
     </w:p>
     <w:p>
       <w:pPr>
-        <w:spacing w:before="0" w:after="0" w:line="20" w:lineRule="exact"/>
+        <w:spacing w:before="0" w:after="0" w:line="50" w:lineRule="exact"/>
       </w:pPr>
     </w:p>
     <w:tbl>
@@ -2725,18 +2729,18 @@
                 <w:rFonts w:ascii="Avenir Next" w:hAnsi="Avenir Next" w:cs="Avenir Next" w:eastAsia="Avenir Next"/>
                 <w:b/>
                 <w:color w:val="1A1A1A"/>
+                <w:sz w:val="22"/>
+                <w:szCs w:val="20"/>
+              </w:rPr>
+              <w:t xml:space="preserve">8.</w:t>
+            </w:r>
+            <w:r>
+              <w:rPr>
+                <w:rFonts w:ascii="Avenir Next" w:hAnsi="Avenir Next" w:cs="Avenir Next" w:eastAsia="Avenir Next"/>
+                <w:color w:val="1A1A1A"/>
                 <w:sz w:val="20"/>
                 <w:szCs w:val="20"/>
               </w:rPr>
-              <w:t xml:space="preserve">8.</w:t>
-            </w:r>
-            <w:r>
-              <w:rPr>
-                <w:rFonts w:ascii="Avenir Next" w:hAnsi="Avenir Next" w:cs="Avenir Next" w:eastAsia="Avenir Next"/>
-                <w:color w:val="1A1A1A"/>
-                <w:sz w:val="20"/>
-                <w:szCs w:val="20"/>
-              </w:rPr>
               <w:tab/>
             </w:r>
             <w:r>
@@ -2744,7 +2748,7 @@
                 <w:rFonts w:ascii="Avenir Next" w:hAnsi="Avenir Next" w:cs="Avenir Next" w:eastAsia="Avenir Next"/>
                 <w:b/>
                 <w:color w:val="1A1A1A"/>
-                <w:sz w:val="20"/>
+                <w:sz w:val="22"/>
                 <w:szCs w:val="20"/>
               </w:rPr>
               <w:t xml:space="preserve">Punch Pitchers.  </w:t>
@@ -2753,7 +2757,7 @@
               <w:rPr>
                 <w:rFonts w:ascii="Avenir Next" w:hAnsi="Avenir Next" w:cs="Avenir Next" w:eastAsia="Avenir Next"/>
                 <w:color w:val="1A1A1A"/>
-                <w:sz w:val="20"/>
+                <w:sz w:val="22"/>
                 <w:szCs w:val="20"/>
               </w:rPr>
               <w:t xml:space="preserve">A jug holds 9 1/3 cups of punch. Each pitcher holds 2 1/3 cups. How many pitchers can be filled? Check by multiplying.</w:t>
@@ -2770,7 +2774,7 @@
                 <w:rFonts w:ascii="Avenir Next" w:hAnsi="Avenir Next" w:cs="Avenir Next" w:eastAsia="Avenir Next"/>
                 <w:b/>
                 <w:color w:val="003A70"/>
-                <w:sz w:val="17"/>
+                <w:sz w:val="22"/>
                 <w:szCs w:val="17"/>
               </w:rPr>
               <w:t xml:space="preserve">Hint  </w:t>
@@ -2780,7 +2784,7 @@
                 <w:rFonts w:ascii="Avenir Next" w:hAnsi="Avenir Next" w:cs="Avenir Next" w:eastAsia="Avenir Next"/>
                 <w:i/>
                 <w:color w:val="5A5F66"/>
-                <w:sz w:val="17"/>
+                <w:sz w:val="22"/>
                 <w:szCs w:val="17"/>
               </w:rPr>
               <w:t xml:space="preserve">Check: 4 × 2 1/3 should equal 9 1/3.</w:t>
@@ -2788,7 +2792,7 @@
           </w:p>
           <w:p>
             <w:pPr>
-              <w:spacing w:before="0" w:after="0" w:line="60" w:lineRule="auto"/>
+              <w:spacing w:before="0" w:after="0" w:line="50" w:lineRule="exact"/>
             </w:pPr>
           </w:p>
           <w:tbl>
@@ -2857,25 +2861,25 @@
                 <w:rFonts w:ascii="Avenir Next" w:hAnsi="Avenir Next" w:cs="Avenir Next" w:eastAsia="Avenir Next"/>
                 <w:b/>
                 <w:color w:val="1A1A1A"/>
+                <w:sz w:val="22"/>
+                <w:szCs w:val="18"/>
+              </w:rPr>
+              <w:t xml:space="preserve">Answer</w:t>
+            </w:r>
+            <w:r>
+              <w:rPr>
+                <w:rFonts w:ascii="Avenir Next" w:hAnsi="Avenir Next" w:cs="Avenir Next" w:eastAsia="Avenir Next"/>
+                <w:color w:val="1A1A1A"/>
                 <w:sz w:val="18"/>
                 <w:szCs w:val="18"/>
               </w:rPr>
-              <w:t xml:space="preserve">Answer</w:t>
-            </w:r>
-            <w:r>
-              <w:rPr>
-                <w:rFonts w:ascii="Avenir Next" w:hAnsi="Avenir Next" w:cs="Avenir Next" w:eastAsia="Avenir Next"/>
-                <w:color w:val="1A1A1A"/>
-                <w:sz w:val="18"/>
-                <w:szCs w:val="18"/>
-              </w:rPr>
               <w:tab/>
             </w:r>
             <w:r>
               <w:rPr>
                 <w:rFonts w:ascii="Avenir Next" w:hAnsi="Avenir Next" w:cs="Avenir Next" w:eastAsia="Avenir Next"/>
                 <w:color w:val="1A1A1A"/>
-                <w:sz w:val="18"/>
+                <w:sz w:val="22"/>
                 <w:szCs w:val="18"/>
               </w:rPr>
               <w:t xml:space="preserve">  pitchers</w:t>
@@ -2886,11 +2890,12 @@
     </w:tbl>
     <w:p>
       <w:pPr>
-        <w:spacing w:before="0" w:after="0" w:line="20" w:lineRule="exact"/>
+        <w:spacing w:before="0" w:after="0" w:line="50" w:lineRule="exact"/>
       </w:pPr>
     </w:p>
     <w:p>
       <w:pPr>
+        <w:pStyle w:val="Heading2"/>
         <w:keepNext/>
         <w:pBdr>
           <w:bottom w:val="single" w:sz="8" w:space="3" w:color="003A70"/>
@@ -2906,7 +2911,7 @@
           <w:b/>
           <w:color w:val="003A70"/>
           <w:spacing w:val="14"/>
-          <w:sz w:val="19"/>
+          <w:sz w:val="22"/>
           <w:szCs w:val="19"/>
         </w:rPr>
         <w:t xml:space="preserve">FIND THE ERROR</w:t>
@@ -2925,7 +2930,7 @@
           <w:rFonts w:ascii="Avenir Next" w:hAnsi="Avenir Next" w:cs="Avenir Next" w:eastAsia="Avenir Next"/>
           <w:i/>
           <w:color w:val="5A5F66"/>
-          <w:sz w:val="17"/>
+          <w:sz w:val="22"/>
           <w:szCs w:val="17"/>
         </w:rPr>
         <w:t xml:space="preserve">explain the mistake, then fix it</w:t>
@@ -2933,7 +2938,7 @@
     </w:p>
     <w:p>
       <w:pPr>
-        <w:spacing w:before="0" w:after="0" w:line="20" w:lineRule="exact"/>
+        <w:spacing w:before="0" w:after="0" w:line="50" w:lineRule="exact"/>
       </w:pPr>
     </w:p>
     <w:tbl>
@@ -2983,18 +2988,18 @@
                 <w:rFonts w:ascii="Avenir Next" w:hAnsi="Avenir Next" w:cs="Avenir Next" w:eastAsia="Avenir Next"/>
                 <w:b/>
                 <w:color w:val="1A1A1A"/>
+                <w:sz w:val="22"/>
+                <w:szCs w:val="20"/>
+              </w:rPr>
+              <w:t xml:space="preserve">9.</w:t>
+            </w:r>
+            <w:r>
+              <w:rPr>
+                <w:rFonts w:ascii="Avenir Next" w:hAnsi="Avenir Next" w:cs="Avenir Next" w:eastAsia="Avenir Next"/>
+                <w:color w:val="1A1A1A"/>
                 <w:sz w:val="20"/>
                 <w:szCs w:val="20"/>
               </w:rPr>
-              <w:t xml:space="preserve">9.</w:t>
-            </w:r>
-            <w:r>
-              <w:rPr>
-                <w:rFonts w:ascii="Avenir Next" w:hAnsi="Avenir Next" w:cs="Avenir Next" w:eastAsia="Avenir Next"/>
-                <w:color w:val="1A1A1A"/>
-                <w:sz w:val="20"/>
-                <w:szCs w:val="20"/>
-              </w:rPr>
               <w:tab/>
             </w:r>
             <w:r>
@@ -3002,7 +3007,7 @@
                 <w:rFonts w:ascii="Avenir Next" w:hAnsi="Avenir Next" w:cs="Avenir Next" w:eastAsia="Avenir Next"/>
                 <w:b/>
                 <w:color w:val="1A1A1A"/>
-                <w:sz w:val="20"/>
+                <w:sz w:val="22"/>
                 <w:szCs w:val="20"/>
               </w:rPr>
               <w:t xml:space="preserve">Omar’s Work.  </w:t>
@@ -3011,7 +3016,7 @@
               <w:rPr>
                 <w:rFonts w:ascii="Avenir Next" w:hAnsi="Avenir Next" w:cs="Avenir Next" w:eastAsia="Avenir Next"/>
                 <w:color w:val="1A1A1A"/>
-                <w:sz w:val="20"/>
+                <w:sz w:val="22"/>
                 <w:szCs w:val="20"/>
               </w:rPr>
               <w:t xml:space="preserve">Omar solved 4 1/4 ÷ 1/2. He changed 4 1/4 into 5/4, then wrote 5/4 × 2/1. Explain his mistake. Then find the correct quotient.</w:t>
@@ -3057,7 +3062,7 @@
                 </w:tcPr>
                 <w:p>
                   <w:pPr>
-                    <w:spacing w:before="0" w:after="0" w:line="240" w:lineRule="auto"/>
+                    <w:spacing w:before="0" w:after="0" w:line="50" w:lineRule="exact"/>
                   </w:pPr>
                 </w:p>
               </w:tc>
@@ -3077,7 +3082,7 @@
                 </w:tcPr>
                 <w:p>
                   <w:pPr>
-                    <w:spacing w:before="0" w:after="0" w:line="240" w:lineRule="auto"/>
+                    <w:spacing w:before="0" w:after="0" w:line="50" w:lineRule="exact"/>
                   </w:pPr>
                 </w:p>
               </w:tc>
@@ -3097,7 +3102,7 @@
                 </w:tcPr>
                 <w:p>
                   <w:pPr>
-                    <w:spacing w:before="0" w:after="0" w:line="240" w:lineRule="auto"/>
+                    <w:spacing w:before="0" w:after="0" w:line="50" w:lineRule="exact"/>
                   </w:pPr>
                 </w:p>
               </w:tc>
@@ -3105,7 +3110,7 @@
           </w:tbl>
           <w:p>
             <w:pPr>
-              <w:spacing w:before="0" w:after="0" w:line="24" w:lineRule="auto"/>
+              <w:spacing w:before="0" w:after="0" w:line="50" w:lineRule="exact"/>
             </w:pPr>
           </w:p>
         </w:tc>
@@ -3113,11 +3118,12 @@
     </w:tbl>
     <w:p>
       <w:pPr>
-        <w:spacing w:before="0" w:after="0" w:line="20" w:lineRule="exact"/>
+        <w:spacing w:before="0" w:after="0" w:line="50" w:lineRule="exact"/>
       </w:pPr>
     </w:p>
     <w:p>
       <w:pPr>
+        <w:pStyle w:val="Heading2"/>
         <w:keepNext/>
         <w:pBdr>
           <w:bottom w:val="single" w:sz="8" w:space="3" w:color="003A70"/>
@@ -3133,7 +3139,7 @@
           <w:b/>
           <w:color w:val="003A70"/>
           <w:spacing w:val="14"/>
-          <w:sz w:val="19"/>
+          <w:sz w:val="22"/>
           <w:szCs w:val="19"/>
         </w:rPr>
         <w:t xml:space="preserve">TEST PRACTICE</w:t>
@@ -3152,7 +3158,7 @@
           <w:rFonts w:ascii="Avenir Next" w:hAnsi="Avenir Next" w:cs="Avenir Next" w:eastAsia="Avenir Next"/>
           <w:i/>
           <w:color w:val="5A5F66"/>
-          <w:sz w:val="17"/>
+          <w:sz w:val="22"/>
           <w:szCs w:val="17"/>
         </w:rPr>
         <w:t xml:space="preserve">choose the best answer</w:t>
@@ -3160,7 +3166,7 @@
     </w:p>
     <w:p>
       <w:pPr>
-        <w:spacing w:before="0" w:after="0" w:line="20" w:lineRule="exact"/>
+        <w:spacing w:before="0" w:after="0" w:line="50" w:lineRule="exact"/>
       </w:pPr>
     </w:p>
     <w:tbl>
@@ -3210,25 +3216,25 @@
                 <w:rFonts w:ascii="Avenir Next" w:hAnsi="Avenir Next" w:cs="Avenir Next" w:eastAsia="Avenir Next"/>
                 <w:b/>
                 <w:color w:val="1A1A1A"/>
+                <w:sz w:val="22"/>
+                <w:szCs w:val="20"/>
+              </w:rPr>
+              <w:t xml:space="preserve">10.</w:t>
+            </w:r>
+            <w:r>
+              <w:rPr>
+                <w:rFonts w:ascii="Avenir Next" w:hAnsi="Avenir Next" w:cs="Avenir Next" w:eastAsia="Avenir Next"/>
+                <w:color w:val="1A1A1A"/>
                 <w:sz w:val="20"/>
                 <w:szCs w:val="20"/>
               </w:rPr>
-              <w:t xml:space="preserve">10.</w:t>
-            </w:r>
-            <w:r>
-              <w:rPr>
-                <w:rFonts w:ascii="Avenir Next" w:hAnsi="Avenir Next" w:cs="Avenir Next" w:eastAsia="Avenir Next"/>
-                <w:color w:val="1A1A1A"/>
-                <w:sz w:val="20"/>
-                <w:szCs w:val="20"/>
-              </w:rPr>
               <w:tab/>
             </w:r>
             <w:r>
               <w:rPr>
                 <w:rFonts w:ascii="Avenir Next" w:hAnsi="Avenir Next" w:cs="Avenir Next" w:eastAsia="Avenir Next"/>
                 <w:color w:val="1A1A1A"/>
-                <w:sz w:val="20"/>
+                <w:sz w:val="22"/>
                 <w:szCs w:val="20"/>
               </w:rPr>
               <w:t xml:space="preserve">Written as an improper fraction, 2 3/4 is —</w:t>
@@ -3284,7 +3290,7 @@
                       <w:rFonts w:ascii="Avenir Next" w:hAnsi="Avenir Next" w:cs="Avenir Next" w:eastAsia="Avenir Next"/>
                       <w:b/>
                       <w:color w:val="003A70"/>
-                      <w:sz w:val="19"/>
+                      <w:sz w:val="22"/>
                       <w:szCs w:val="19"/>
                     </w:rPr>
                     <w:t xml:space="preserve">A</w:t>
@@ -3302,7 +3308,7 @@
                     <w:rPr>
                       <w:rFonts w:ascii="Avenir Next" w:hAnsi="Avenir Next" w:cs="Avenir Next" w:eastAsia="Avenir Next"/>
                       <w:color w:val="1A1A1A"/>
-                      <w:sz w:val="19"/>
+                      <w:sz w:val="22"/>
                       <w:szCs w:val="19"/>
                     </w:rPr>
                     <w:t xml:space="preserve">11/4</w:t>
@@ -3327,7 +3333,7 @@
                       <w:rFonts w:ascii="Avenir Next" w:hAnsi="Avenir Next" w:cs="Avenir Next" w:eastAsia="Avenir Next"/>
                       <w:b/>
                       <w:color w:val="003A70"/>
-                      <w:sz w:val="19"/>
+                      <w:sz w:val="22"/>
                       <w:szCs w:val="19"/>
                     </w:rPr>
                     <w:t xml:space="preserve">B</w:t>
@@ -3345,7 +3351,7 @@
                     <w:rPr>
                       <w:rFonts w:ascii="Avenir Next" w:hAnsi="Avenir Next" w:cs="Avenir Next" w:eastAsia="Avenir Next"/>
                       <w:color w:val="1A1A1A"/>
-                      <w:sz w:val="19"/>
+                      <w:sz w:val="22"/>
                       <w:szCs w:val="19"/>
                     </w:rPr>
                     <w:t xml:space="preserve">6/4</w:t>
@@ -3370,7 +3376,7 @@
                       <w:rFonts w:ascii="Avenir Next" w:hAnsi="Avenir Next" w:cs="Avenir Next" w:eastAsia="Avenir Next"/>
                       <w:b/>
                       <w:color w:val="003A70"/>
-                      <w:sz w:val="19"/>
+                      <w:sz w:val="22"/>
                       <w:szCs w:val="19"/>
                     </w:rPr>
                     <w:t xml:space="preserve">C</w:t>
@@ -3388,7 +3394,7 @@
                     <w:rPr>
                       <w:rFonts w:ascii="Avenir Next" w:hAnsi="Avenir Next" w:cs="Avenir Next" w:eastAsia="Avenir Next"/>
                       <w:color w:val="1A1A1A"/>
-                      <w:sz w:val="19"/>
+                      <w:sz w:val="22"/>
                       <w:szCs w:val="19"/>
                     </w:rPr>
                     <w:t xml:space="preserve">9/4</w:t>
@@ -3413,7 +3419,7 @@
                       <w:rFonts w:ascii="Avenir Next" w:hAnsi="Avenir Next" w:cs="Avenir Next" w:eastAsia="Avenir Next"/>
                       <w:b/>
                       <w:color w:val="003A70"/>
-                      <w:sz w:val="19"/>
+                      <w:sz w:val="22"/>
                       <w:szCs w:val="19"/>
                     </w:rPr>
                     <w:t xml:space="preserve">D</w:t>
@@ -3431,7 +3437,7 @@
                     <w:rPr>
                       <w:rFonts w:ascii="Avenir Next" w:hAnsi="Avenir Next" w:cs="Avenir Next" w:eastAsia="Avenir Next"/>
                       <w:color w:val="1A1A1A"/>
-                      <w:sz w:val="19"/>
+                      <w:sz w:val="22"/>
                       <w:szCs w:val="19"/>
                     </w:rPr>
                     <w:t xml:space="preserve">23/4</w:t>
@@ -3442,7 +3448,7 @@
           </w:tbl>
           <w:p>
             <w:pPr>
-              <w:spacing w:before="0" w:after="0" w:line="24" w:lineRule="auto"/>
+              <w:spacing w:before="0" w:after="0" w:line="50" w:lineRule="exact"/>
             </w:pPr>
           </w:p>
         </w:tc>
@@ -3450,12 +3456,12 @@
     </w:tbl>
     <w:p>
       <w:pPr>
-        <w:spacing w:before="0" w:after="0" w:line="20" w:lineRule="exact"/>
+        <w:spacing w:before="0" w:after="0" w:line="50" w:lineRule="exact"/>
       </w:pPr>
     </w:p>
     <w:p>
       <w:pPr>
-        <w:spacing w:before="0" w:after="0" w:line="20" w:lineRule="exact"/>
+        <w:spacing w:before="0" w:after="0" w:line="50" w:lineRule="exact"/>
       </w:pPr>
     </w:p>
     <w:tbl>
@@ -3505,25 +3511,25 @@
                 <w:rFonts w:ascii="Avenir Next" w:hAnsi="Avenir Next" w:cs="Avenir Next" w:eastAsia="Avenir Next"/>
                 <w:b/>
                 <w:color w:val="1A1A1A"/>
+                <w:sz w:val="22"/>
+                <w:szCs w:val="20"/>
+              </w:rPr>
+              <w:t xml:space="preserve">11.</w:t>
+            </w:r>
+            <w:r>
+              <w:rPr>
+                <w:rFonts w:ascii="Avenir Next" w:hAnsi="Avenir Next" w:cs="Avenir Next" w:eastAsia="Avenir Next"/>
+                <w:color w:val="1A1A1A"/>
                 <w:sz w:val="20"/>
                 <w:szCs w:val="20"/>
               </w:rPr>
-              <w:t xml:space="preserve">11.</w:t>
-            </w:r>
-            <w:r>
-              <w:rPr>
-                <w:rFonts w:ascii="Avenir Next" w:hAnsi="Avenir Next" w:cs="Avenir Next" w:eastAsia="Avenir Next"/>
-                <w:color w:val="1A1A1A"/>
-                <w:sz w:val="20"/>
-                <w:szCs w:val="20"/>
-              </w:rPr>
               <w:tab/>
             </w:r>
             <w:r>
               <w:rPr>
                 <w:rFonts w:ascii="Avenir Next" w:hAnsi="Avenir Next" w:cs="Avenir Next" w:eastAsia="Avenir Next"/>
                 <w:color w:val="1A1A1A"/>
-                <w:sz w:val="20"/>
+                <w:sz w:val="22"/>
                 <w:szCs w:val="20"/>
               </w:rPr>
               <w:t xml:space="preserve">Before you divide mixed numbers, you must —</w:t>
@@ -3577,7 +3583,7 @@
                       <w:rFonts w:ascii="Avenir Next" w:hAnsi="Avenir Next" w:cs="Avenir Next" w:eastAsia="Avenir Next"/>
                       <w:b/>
                       <w:color w:val="003A70"/>
-                      <w:sz w:val="19"/>
+                      <w:sz w:val="22"/>
                       <w:szCs w:val="19"/>
                     </w:rPr>
                     <w:t xml:space="preserve">A</w:t>
@@ -3595,7 +3601,7 @@
                     <w:rPr>
                       <w:rFonts w:ascii="Avenir Next" w:hAnsi="Avenir Next" w:cs="Avenir Next" w:eastAsia="Avenir Next"/>
                       <w:color w:val="1A1A1A"/>
-                      <w:sz w:val="19"/>
+                      <w:sz w:val="22"/>
                       <w:szCs w:val="19"/>
                     </w:rPr>
                     <w:t xml:space="preserve">flip both</w:t>
@@ -3620,7 +3626,7 @@
                       <w:rFonts w:ascii="Avenir Next" w:hAnsi="Avenir Next" w:cs="Avenir Next" w:eastAsia="Avenir Next"/>
                       <w:b/>
                       <w:color w:val="003A70"/>
-                      <w:sz w:val="19"/>
+                      <w:sz w:val="22"/>
                       <w:szCs w:val="19"/>
                     </w:rPr>
                     <w:t xml:space="preserve">B</w:t>
@@ -3638,7 +3644,7 @@
                     <w:rPr>
                       <w:rFonts w:ascii="Avenir Next" w:hAnsi="Avenir Next" w:cs="Avenir Next" w:eastAsia="Avenir Next"/>
                       <w:color w:val="1A1A1A"/>
-                      <w:sz w:val="19"/>
+                      <w:sz w:val="22"/>
                       <w:szCs w:val="19"/>
                     </w:rPr>
                     <w:t xml:space="preserve">make improper fractions</w:t>
@@ -3668,7 +3674,7 @@
                       <w:rFonts w:ascii="Avenir Next" w:hAnsi="Avenir Next" w:cs="Avenir Next" w:eastAsia="Avenir Next"/>
                       <w:b/>
                       <w:color w:val="003A70"/>
-                      <w:sz w:val="19"/>
+                      <w:sz w:val="22"/>
                       <w:szCs w:val="19"/>
                     </w:rPr>
                     <w:t xml:space="preserve">C</w:t>
@@ -3686,7 +3692,7 @@
                     <w:rPr>
                       <w:rFonts w:ascii="Avenir Next" w:hAnsi="Avenir Next" w:cs="Avenir Next" w:eastAsia="Avenir Next"/>
                       <w:color w:val="1A1A1A"/>
-                      <w:sz w:val="19"/>
+                      <w:sz w:val="22"/>
                       <w:szCs w:val="19"/>
                     </w:rPr>
                     <w:t xml:space="preserve">divide wholes only</w:t>
@@ -3711,7 +3717,7 @@
                       <w:rFonts w:ascii="Avenir Next" w:hAnsi="Avenir Next" w:cs="Avenir Next" w:eastAsia="Avenir Next"/>
                       <w:b/>
                       <w:color w:val="003A70"/>
-                      <w:sz w:val="19"/>
+                      <w:sz w:val="22"/>
                       <w:szCs w:val="19"/>
                     </w:rPr>
                     <w:t xml:space="preserve">D</w:t>
@@ -3729,7 +3735,7 @@
                     <w:rPr>
                       <w:rFonts w:ascii="Avenir Next" w:hAnsi="Avenir Next" w:cs="Avenir Next" w:eastAsia="Avenir Next"/>
                       <w:color w:val="1A1A1A"/>
-                      <w:sz w:val="19"/>
+                      <w:sz w:val="22"/>
                       <w:szCs w:val="19"/>
                     </w:rPr>
                     <w:t xml:space="preserve">add the wholes</w:t>
@@ -3740,7 +3746,7 @@
           </w:tbl>
           <w:p>
             <w:pPr>
-              <w:spacing w:before="0" w:after="0" w:line="24" w:lineRule="auto"/>
+              <w:spacing w:before="0" w:after="0" w:line="50" w:lineRule="exact"/>
             </w:pPr>
           </w:p>
         </w:tc>
@@ -3748,11 +3754,12 @@
     </w:tbl>
     <w:p>
       <w:pPr>
-        <w:spacing w:before="0" w:after="0" w:line="20" w:lineRule="exact"/>
+        <w:spacing w:before="0" w:after="0" w:line="50" w:lineRule="exact"/>
       </w:pPr>
     </w:p>
     <w:p>
       <w:pPr>
+        <w:pStyle w:val="Heading2"/>
         <w:keepNext/>
         <w:pBdr>
           <w:bottom w:val="single" w:sz="8" w:space="3" w:color="003A70"/>
@@ -3768,7 +3775,7 @@
           <w:b/>
           <w:color w:val="003A70"/>
           <w:spacing w:val="14"/>
-          <w:sz w:val="19"/>
+          <w:sz w:val="22"/>
           <w:szCs w:val="19"/>
         </w:rPr>
         <w:t xml:space="preserve">SELF-CHECK CODE</w:t>
@@ -3787,7 +3794,7 @@
           <w:rFonts w:ascii="Avenir Next" w:hAnsi="Avenir Next" w:cs="Avenir Next" w:eastAsia="Avenir Next"/>
           <w:i/>
           <w:color w:val="5A5F66"/>
-          <w:sz w:val="17"/>
+          <w:sz w:val="22"/>
           <w:szCs w:val="17"/>
         </w:rPr>
         <w:t xml:space="preserve">find your answer · copy its letter into that problem’s box · spell a math word</w:t>
@@ -3846,7 +3853,7 @@
                 <w:rFonts w:ascii="Avenir Next" w:hAnsi="Avenir Next" w:cs="Avenir Next" w:eastAsia="Avenir Next"/>
                 <w:b/>
                 <w:color w:val="1A1A1A"/>
-                <w:sz w:val="18"/>
+                <w:sz w:val="22"/>
                 <w:szCs w:val="18"/>
               </w:rPr>
               <w:t xml:space="preserve">3</w:t>
@@ -3862,7 +3869,7 @@
                 <w:rFonts w:ascii="Avenir Next" w:hAnsi="Avenir Next" w:cs="Avenir Next" w:eastAsia="Avenir Next"/>
                 <w:b/>
                 <w:color w:val="003A70"/>
-                <w:sz w:val="18"/>
+                <w:sz w:val="22"/>
                 <w:szCs w:val="18"/>
               </w:rPr>
               <w:t xml:space="preserve">F</w:t>
@@ -3885,7 +3892,7 @@
                 <w:rFonts w:ascii="Avenir Next" w:hAnsi="Avenir Next" w:cs="Avenir Next" w:eastAsia="Avenir Next"/>
                 <w:b/>
                 <w:color w:val="1A1A1A"/>
-                <w:sz w:val="18"/>
+                <w:sz w:val="22"/>
                 <w:szCs w:val="18"/>
               </w:rPr>
               <w:t xml:space="preserve">5</w:t>
@@ -3901,7 +3908,7 @@
                 <w:rFonts w:ascii="Avenir Next" w:hAnsi="Avenir Next" w:cs="Avenir Next" w:eastAsia="Avenir Next"/>
                 <w:b/>
                 <w:color w:val="003A70"/>
-                <w:sz w:val="18"/>
+                <w:sz w:val="22"/>
                 <w:szCs w:val="18"/>
               </w:rPr>
               <w:t xml:space="preserve">L</w:t>
@@ -3924,7 +3931,7 @@
                 <w:rFonts w:ascii="Avenir Next" w:hAnsi="Avenir Next" w:cs="Avenir Next" w:eastAsia="Avenir Next"/>
                 <w:b/>
                 <w:color w:val="1A1A1A"/>
-                <w:sz w:val="18"/>
+                <w:sz w:val="22"/>
                 <w:szCs w:val="18"/>
               </w:rPr>
               <w:t xml:space="preserve">7</w:t>
@@ -3940,7 +3947,7 @@
                 <w:rFonts w:ascii="Avenir Next" w:hAnsi="Avenir Next" w:cs="Avenir Next" w:eastAsia="Avenir Next"/>
                 <w:b/>
                 <w:color w:val="003A70"/>
-                <w:sz w:val="18"/>
+                <w:sz w:val="22"/>
                 <w:szCs w:val="18"/>
               </w:rPr>
               <w:t xml:space="preserve">X</w:t>
@@ -3963,7 +3970,7 @@
                 <w:rFonts w:ascii="Avenir Next" w:hAnsi="Avenir Next" w:cs="Avenir Next" w:eastAsia="Avenir Next"/>
                 <w:b/>
                 <w:color w:val="1A1A1A"/>
-                <w:sz w:val="18"/>
+                <w:sz w:val="22"/>
                 <w:szCs w:val="18"/>
               </w:rPr>
               <w:t xml:space="preserve">12</w:t>
@@ -3979,7 +3986,7 @@
                 <w:rFonts w:ascii="Avenir Next" w:hAnsi="Avenir Next" w:cs="Avenir Next" w:eastAsia="Avenir Next"/>
                 <w:b/>
                 <w:color w:val="003A70"/>
-                <w:sz w:val="18"/>
+                <w:sz w:val="22"/>
                 <w:szCs w:val="18"/>
               </w:rPr>
               <w:t xml:space="preserve">P</w:t>
@@ -4002,7 +4009,7 @@
                 <w:rFonts w:ascii="Avenir Next" w:hAnsi="Avenir Next" w:cs="Avenir Next" w:eastAsia="Avenir Next"/>
                 <w:b/>
                 <w:color w:val="1A1A1A"/>
-                <w:sz w:val="18"/>
+                <w:sz w:val="22"/>
                 <w:szCs w:val="18"/>
               </w:rPr>
               <w:t xml:space="preserve">9</w:t>
@@ -4018,7 +4025,7 @@
                 <w:rFonts w:ascii="Avenir Next" w:hAnsi="Avenir Next" w:cs="Avenir Next" w:eastAsia="Avenir Next"/>
                 <w:b/>
                 <w:color w:val="003A70"/>
-                <w:sz w:val="18"/>
+                <w:sz w:val="22"/>
                 <w:szCs w:val="18"/>
               </w:rPr>
               <w:t xml:space="preserve">I</w:t>
@@ -4041,7 +4048,7 @@
                 <w:rFonts w:ascii="Avenir Next" w:hAnsi="Avenir Next" w:cs="Avenir Next" w:eastAsia="Avenir Next"/>
                 <w:b/>
                 <w:color w:val="1A1A1A"/>
-                <w:sz w:val="18"/>
+                <w:sz w:val="22"/>
                 <w:szCs w:val="18"/>
               </w:rPr>
               <w:t xml:space="preserve">11</w:t>
@@ -4057,7 +4064,7 @@
                 <w:rFonts w:ascii="Avenir Next" w:hAnsi="Avenir Next" w:cs="Avenir Next" w:eastAsia="Avenir Next"/>
                 <w:b/>
                 <w:color w:val="003A70"/>
-                <w:sz w:val="18"/>
+                <w:sz w:val="22"/>
                 <w:szCs w:val="18"/>
               </w:rPr>
               <w:t xml:space="preserve">Z</w:t>
@@ -4080,7 +4087,7 @@
                 <w:rFonts w:ascii="Avenir Next" w:hAnsi="Avenir Next" w:cs="Avenir Next" w:eastAsia="Avenir Next"/>
                 <w:b/>
                 <w:color w:val="1A1A1A"/>
-                <w:sz w:val="18"/>
+                <w:sz w:val="22"/>
                 <w:szCs w:val="18"/>
               </w:rPr>
               <w:t xml:space="preserve">4</w:t>
@@ -4096,7 +4103,7 @@
                 <w:rFonts w:ascii="Avenir Next" w:hAnsi="Avenir Next" w:cs="Avenir Next" w:eastAsia="Avenir Next"/>
                 <w:b/>
                 <w:color w:val="003A70"/>
-                <w:sz w:val="18"/>
+                <w:sz w:val="22"/>
                 <w:szCs w:val="18"/>
               </w:rPr>
               <w:t xml:space="preserve">D</w:t>
@@ -4119,7 +4126,7 @@
                 <w:rFonts w:ascii="Avenir Next" w:hAnsi="Avenir Next" w:cs="Avenir Next" w:eastAsia="Avenir Next"/>
                 <w:b/>
                 <w:color w:val="1A1A1A"/>
-                <w:sz w:val="18"/>
+                <w:sz w:val="22"/>
                 <w:szCs w:val="18"/>
               </w:rPr>
               <w:t xml:space="preserve">2 1/4</w:t>
@@ -4135,7 +4142,7 @@
                 <w:rFonts w:ascii="Avenir Next" w:hAnsi="Avenir Next" w:cs="Avenir Next" w:eastAsia="Avenir Next"/>
                 <w:b/>
                 <w:color w:val="003A70"/>
-                <w:sz w:val="18"/>
+                <w:sz w:val="22"/>
                 <w:szCs w:val="18"/>
               </w:rPr>
               <w:t xml:space="preserve">Q</w:t>
@@ -4158,7 +4165,7 @@
                 <w:rFonts w:ascii="Avenir Next" w:hAnsi="Avenir Next" w:cs="Avenir Next" w:eastAsia="Avenir Next"/>
                 <w:b/>
                 <w:color w:val="1A1A1A"/>
-                <w:sz w:val="18"/>
+                <w:sz w:val="22"/>
                 <w:szCs w:val="18"/>
               </w:rPr>
               <w:t xml:space="preserve">6</w:t>
@@ -4174,7 +4181,7 @@
                 <w:rFonts w:ascii="Avenir Next" w:hAnsi="Avenir Next" w:cs="Avenir Next" w:eastAsia="Avenir Next"/>
                 <w:b/>
                 <w:color w:val="003A70"/>
-                <w:sz w:val="18"/>
+                <w:sz w:val="22"/>
                 <w:szCs w:val="18"/>
               </w:rPr>
               <w:t xml:space="preserve">E</w:t>
@@ -4197,7 +4204,7 @@
                 <w:rFonts w:ascii="Avenir Next" w:hAnsi="Avenir Next" w:cs="Avenir Next" w:eastAsia="Avenir Next"/>
                 <w:b/>
                 <w:color w:val="1A1A1A"/>
-                <w:sz w:val="18"/>
+                <w:sz w:val="22"/>
                 <w:szCs w:val="18"/>
               </w:rPr>
               <w:t xml:space="preserve">8</w:t>
@@ -4213,7 +4220,7 @@
                 <w:rFonts w:ascii="Avenir Next" w:hAnsi="Avenir Next" w:cs="Avenir Next" w:eastAsia="Avenir Next"/>
                 <w:b/>
                 <w:color w:val="003A70"/>
-                <w:sz w:val="18"/>
+                <w:sz w:val="22"/>
                 <w:szCs w:val="18"/>
               </w:rPr>
               <w:t xml:space="preserve">P</w:t>
@@ -4224,7 +4231,7 @@
     </w:tbl>
     <w:p>
       <w:pPr>
-        <w:spacing w:before="0" w:after="0" w:line="60" w:lineRule="auto"/>
+        <w:spacing w:before="0" w:after="0" w:line="50" w:lineRule="exact"/>
       </w:pPr>
     </w:p>
     <w:tbl>
@@ -4413,7 +4420,7 @@
     </w:tbl>
     <w:p>
       <w:pPr>
-        <w:spacing w:before="0" w:after="0" w:line="40" w:lineRule="auto"/>
+        <w:spacing w:before="0" w:after="0" w:line="50" w:lineRule="exact"/>
       </w:pPr>
     </w:p>
     <w:tbl>
@@ -4455,6 +4462,7 @@
           </w:tcPr>
           <w:p>
             <w:pPr>
+              <w:pStyle w:val="Heading2"/>
               <w:spacing w:before="0" w:after="0" w:line="240" w:lineRule="auto"/>
             </w:pPr>
             <w:r>
@@ -4492,7 +4500,7 @@
               <w:rPr>
                 <w:rFonts w:ascii="Avenir Next" w:hAnsi="Avenir Next" w:cs="Avenir Next" w:eastAsia="Avenir Next"/>
                 <w:color w:val="1A1A1A"/>
-                <w:sz w:val="17"/>
+                <w:sz w:val="22"/>
                 <w:szCs w:val="17"/>
               </w:rPr>
               <w:t xml:space="preserve">  I can do this on my own</w:t>
@@ -4521,7 +4529,7 @@
               <w:rPr>
                 <w:rFonts w:ascii="Avenir Next" w:hAnsi="Avenir Next" w:cs="Avenir Next" w:eastAsia="Avenir Next"/>
                 <w:color w:val="1A1A1A"/>
-                <w:sz w:val="17"/>
+                <w:sz w:val="22"/>
                 <w:szCs w:val="17"/>
               </w:rPr>
               <w:t xml:space="preserve">  I need a little help</w:t>
@@ -4550,7 +4558,7 @@
               <w:rPr>
                 <w:rFonts w:ascii="Avenir Next" w:hAnsi="Avenir Next" w:cs="Avenir Next" w:eastAsia="Avenir Next"/>
                 <w:color w:val="1A1A1A"/>
-                <w:sz w:val="17"/>
+                <w:sz w:val="22"/>
                 <w:szCs w:val="17"/>
               </w:rPr>
               <w:t xml:space="preserve">  I have a question about #</w:t>
@@ -4571,7 +4579,7 @@
     </w:tbl>
     <w:p>
       <w:pPr>
-        <w:spacing w:before="0" w:after="0" w:line="20" w:lineRule="exact"/>
+        <w:spacing w:before="0" w:after="0" w:line="50" w:lineRule="exact"/>
       </w:pPr>
     </w:p>
     <w:sectPr>
@@ -4657,7 +4665,106 @@
               <w:sz w:val="15"/>
               <w:szCs w:val="15"/>
             </w:rPr>
-            <w:t xml:space="preserve">Lesson 6-2  ·  Session 2  ·  Practice Form A</w:t>
+            <w:t xml:space="preserve">6-2 · Page </w:t>
+          </w:r>
+          <w:r>
+            <w:rPr>
+              <w:rFonts w:ascii="Avenir Next" w:hAnsi="Avenir Next" w:cs="Avenir Next" w:eastAsia="Avenir Next"/>
+              <w:color w:val="5A5F66"/>
+              <w:sz w:val="15"/>
+              <w:szCs w:val="15"/>
+            </w:rPr>
+            <w:fldChar w:fldCharType="begin"/>
+          </w:r>
+          <w:r>
+            <w:rPr>
+              <w:rFonts w:ascii="Avenir Next" w:hAnsi="Avenir Next" w:cs="Avenir Next" w:eastAsia="Avenir Next"/>
+              <w:color w:val="5A5F66"/>
+              <w:sz w:val="15"/>
+              <w:szCs w:val="15"/>
+            </w:rPr>
+            <w:instrText xml:space="preserve"> PAGE </w:instrText>
+          </w:r>
+          <w:r>
+            <w:rPr>
+              <w:rFonts w:ascii="Avenir Next" w:hAnsi="Avenir Next" w:cs="Avenir Next" w:eastAsia="Avenir Next"/>
+              <w:color w:val="5A5F66"/>
+              <w:sz w:val="15"/>
+              <w:szCs w:val="15"/>
+            </w:rPr>
+            <w:fldChar w:fldCharType="separate"/>
+          </w:r>
+          <w:r>
+            <w:rPr>
+              <w:rFonts w:ascii="Avenir Next" w:hAnsi="Avenir Next" w:cs="Avenir Next" w:eastAsia="Avenir Next"/>
+              <w:color w:val="5A5F66"/>
+              <w:sz w:val="15"/>
+              <w:szCs w:val="15"/>
+            </w:rPr>
+            <w:t xml:space="preserve">1</w:t>
+          </w:r>
+          <w:r>
+            <w:rPr>
+              <w:rFonts w:ascii="Avenir Next" w:hAnsi="Avenir Next" w:cs="Avenir Next" w:eastAsia="Avenir Next"/>
+              <w:color w:val="5A5F66"/>
+              <w:sz w:val="15"/>
+              <w:szCs w:val="15"/>
+            </w:rPr>
+            <w:fldChar w:fldCharType="end"/>
+          </w:r>
+          <w:r>
+            <w:rPr>
+              <w:rFonts w:ascii="Avenir Next" w:hAnsi="Avenir Next" w:cs="Avenir Next" w:eastAsia="Avenir Next"/>
+              <w:color w:val="5A5F66"/>
+              <w:sz w:val="15"/>
+              <w:szCs w:val="15"/>
+            </w:rPr>
+            <w:t xml:space="preserve"> of </w:t>
+          </w:r>
+          <w:r>
+            <w:rPr>
+              <w:rFonts w:ascii="Avenir Next" w:hAnsi="Avenir Next" w:cs="Avenir Next" w:eastAsia="Avenir Next"/>
+              <w:color w:val="5A5F66"/>
+              <w:sz w:val="15"/>
+              <w:szCs w:val="15"/>
+            </w:rPr>
+            <w:fldChar w:fldCharType="begin"/>
+          </w:r>
+          <w:r>
+            <w:rPr>
+              <w:rFonts w:ascii="Avenir Next" w:hAnsi="Avenir Next" w:cs="Avenir Next" w:eastAsia="Avenir Next"/>
+              <w:color w:val="5A5F66"/>
+              <w:sz w:val="15"/>
+              <w:szCs w:val="15"/>
+            </w:rPr>
+            <w:instrText xml:space="preserve"> NUMPAGES </w:instrText>
+          </w:r>
+          <w:r>
+            <w:rPr>
+              <w:rFonts w:ascii="Avenir Next" w:hAnsi="Avenir Next" w:cs="Avenir Next" w:eastAsia="Avenir Next"/>
+              <w:color w:val="5A5F66"/>
+              <w:sz w:val="15"/>
+              <w:szCs w:val="15"/>
+            </w:rPr>
+            <w:fldChar w:fldCharType="separate"/>
+          </w:r>
+          <w:r>
+            <w:rPr>
+              <w:rFonts w:ascii="Avenir Next" w:hAnsi="Avenir Next" w:cs="Avenir Next" w:eastAsia="Avenir Next"/>
+              <w:color w:val="5A5F66"/>
+              <w:sz w:val="15"/>
+              <w:szCs w:val="15"/>
+            </w:rPr>
+            <w:t xml:space="preserve">1</w:t>
+          </w:r>
+          <w:r>
+            <w:rPr>
+              <w:rFonts w:ascii="Avenir Next" w:hAnsi="Avenir Next" w:cs="Avenir Next" w:eastAsia="Avenir Next"/>
+              <w:color w:val="5A5F66"/>
+              <w:sz w:val="15"/>
+              <w:szCs w:val="15"/>
+            </w:rPr>
+            <w:fldChar w:fldCharType="end"/>
           </w:r>
         </w:p>
       </w:tc>
@@ -4700,5 +4807,23 @@
       </w:tblCellMar>
     </w:tblPr>
   </w:style>
+  <w:style w:type="paragraph" w:styleId="Heading1">
+    <w:name w:val="heading 1"/>
+    <w:basedOn w:val="Normal"/>
+    <w:pPr>
+      <w:outlineLvl w:val="0"/>
+      <w:keepNext w:val="0"/>
+      <w:keepLines w:val="0"/>
+    </w:pPr>
+  </w:style>
+  <w:style w:type="paragraph" w:styleId="Heading2">
+    <w:name w:val="heading 2"/>
+    <w:basedOn w:val="Normal"/>
+    <w:pPr>
+      <w:outlineLvl w:val="1"/>
+      <w:keepNext w:val="0"/>
+      <w:keepLines w:val="0"/>
+    </w:pPr>
+  </w:style>
 </w:styles>
 </file>